--- a/assets/cv/CV.docx
+++ b/assets/cv/CV.docx
@@ -24,7 +24,7 @@
         <w:rPr>
           <w:b/>
           <w:bCs/>
-          <w:color w:val="0F4C81"/>
+          <w:color w:val="000000"/>
           <w:sz w:val="24"/>
           <w:szCs w:val="24"/>
         </w:rPr>
@@ -37,7 +37,7 @@
       </w:pPr>
       <w:r>
         <w:rPr>
-          <w:color w:val="555B63"/>
+          <w:color w:val="000000"/>
           <w:sz w:val="19"/>
           <w:szCs w:val="19"/>
         </w:rPr>
@@ -45,7 +45,7 @@
       </w:r>
       <w:r>
         <w:rPr>
-          <w:color w:val="C9D3DE"/>
+          <w:color w:val="000000"/>
           <w:sz w:val="19"/>
           <w:szCs w:val="19"/>
         </w:rPr>
@@ -53,7 +53,7 @@
       </w:r>
       <w:r>
         <w:rPr>
-          <w:color w:val="555B63"/>
+          <w:color w:val="000000"/>
           <w:sz w:val="19"/>
           <w:szCs w:val="19"/>
         </w:rPr>
@@ -61,16 +61,16 @@
       </w:r>
       <w:r>
         <w:rPr>
-          <w:color w:val="C9D3DE"/>
+          <w:color w:val="000000"/>
           <w:sz w:val="19"/>
           <w:szCs w:val="19"/>
         </w:rPr>
         <w:t xml:space="preserve">   ·   </w:t>
       </w:r>
-      <w:hyperlink w:history="1" r:id="rId6d2vmpsym-puzsrkwi3bc">
+      <w:hyperlink w:history="1" r:id="rIdg56d2dycx2b9zayejplht">
         <w:r>
           <w:rPr>
-            <w:color w:val="0F4C81"/>
+            <w:color w:val="000000"/>
             <w:sz w:val="19"/>
             <w:szCs w:val="19"/>
           </w:rPr>
@@ -84,16 +84,16 @@
       </w:pPr>
       <w:r>
         <w:rPr>
-          <w:color w:val="555B63"/>
+          <w:color w:val="000000"/>
           <w:sz w:val="19"/>
           <w:szCs w:val="19"/>
         </w:rPr>
         <w:t xml:space="preserve">Portfolio : </w:t>
       </w:r>
-      <w:hyperlink w:history="1" r:id="rIdtittegvjwjrajiixcthni">
+      <w:hyperlink w:history="1" r:id="rIdu-telilavkagcsr0syyt8">
         <w:r>
           <w:rPr>
-            <w:color w:val="0F4C81"/>
+            <w:color w:val="000000"/>
             <w:sz w:val="19"/>
             <w:szCs w:val="19"/>
           </w:rPr>
@@ -102,7 +102,7 @@
       </w:hyperlink>
       <w:r>
         <w:rPr>
-          <w:color w:val="C9D3DE"/>
+          <w:color w:val="000000"/>
           <w:sz w:val="19"/>
           <w:szCs w:val="19"/>
         </w:rPr>
@@ -110,16 +110,16 @@
       </w:r>
       <w:r>
         <w:rPr>
-          <w:color w:val="555B63"/>
+          <w:color w:val="000000"/>
           <w:sz w:val="19"/>
           <w:szCs w:val="19"/>
         </w:rPr>
         <w:t xml:space="preserve">GitHub : </w:t>
       </w:r>
-      <w:hyperlink w:history="1" r:id="rId2naxgephuxfcxhh5zwx2s">
+      <w:hyperlink w:history="1" r:id="rIdfa0eghj5rtowyojggnooz">
         <w:r>
           <w:rPr>
-            <w:color w:val="0F4C81"/>
+            <w:color w:val="000000"/>
             <w:sz w:val="19"/>
             <w:szCs w:val="19"/>
           </w:rPr>
@@ -128,7 +128,7 @@
       </w:hyperlink>
       <w:r>
         <w:rPr>
-          <w:color w:val="C9D3DE"/>
+          <w:color w:val="000000"/>
           <w:sz w:val="19"/>
           <w:szCs w:val="19"/>
         </w:rPr>
@@ -136,16 +136,16 @@
       </w:r>
       <w:r>
         <w:rPr>
-          <w:color w:val="555B63"/>
+          <w:color w:val="000000"/>
           <w:sz w:val="19"/>
           <w:szCs w:val="19"/>
         </w:rPr>
         <w:t xml:space="preserve">LinkedIn : </w:t>
       </w:r>
-      <w:hyperlink w:history="1" r:id="rId9sxazarm5caj2awbqfwoc">
+      <w:hyperlink w:history="1" r:id="rIdfnhlgio3-0zrubfpfwdmd">
         <w:r>
           <w:rPr>
-            <w:color w:val="0F4C81"/>
+            <w:color w:val="000000"/>
             <w:sz w:val="19"/>
             <w:szCs w:val="19"/>
           </w:rPr>
@@ -156,7 +156,7 @@
     <w:p>
       <w:pPr>
         <w:pBdr>
-          <w:bottom w:val="single" w:color="C9D3DE" w:sz="8" w:space="2"/>
+          <w:bottom w:val="single" w:color="B5B5B5" w:sz="8" w:space="2"/>
         </w:pBdr>
         <w:spacing w:after="80" w:before="220"/>
       </w:pPr>
@@ -164,7 +164,7 @@
         <w:rPr>
           <w:b/>
           <w:bCs/>
-          <w:color w:val="0F4C81"/>
+          <w:color w:val="000000"/>
           <w:spacing w:val="15"/>
           <w:sz w:val="21"/>
           <w:szCs w:val="21"/>
@@ -192,7 +192,7 @@
     <w:p>
       <w:pPr>
         <w:pBdr>
-          <w:bottom w:val="single" w:color="C9D3DE" w:sz="8" w:space="2"/>
+          <w:bottom w:val="single" w:color="B5B5B5" w:sz="8" w:space="2"/>
         </w:pBdr>
         <w:spacing w:after="80" w:before="220"/>
       </w:pPr>
@@ -200,7 +200,7 @@
         <w:rPr>
           <w:b/>
           <w:bCs/>
-          <w:color w:val="0F4C81"/>
+          <w:color w:val="000000"/>
           <w:spacing w:val="15"/>
           <w:sz w:val="21"/>
           <w:szCs w:val="21"/>
@@ -231,7 +231,7 @@
       </w:r>
       <w:r>
         <w:rPr>
-          <w:color w:val="555B63"/>
+          <w:color w:val="000000"/>
           <w:sz w:val="19"/>
           <w:szCs w:val="19"/>
         </w:rPr>
@@ -246,7 +246,7 @@
         <w:rPr>
           <w:i/>
           <w:iCs/>
-          <w:color w:val="555B63"/>
+          <w:color w:val="000000"/>
           <w:sz w:val="19"/>
           <w:szCs w:val="19"/>
         </w:rPr>
@@ -256,7 +256,7 @@
         <w:rPr>
           <w:i/>
           <w:iCs/>
-          <w:color w:val="555B63"/>
+          <w:color w:val="000000"/>
           <w:sz w:val="19"/>
           <w:szCs w:val="19"/>
         </w:rPr>
@@ -266,7 +266,7 @@
         <w:rPr>
           <w:i/>
           <w:iCs/>
-          <w:color w:val="555B63"/>
+          <w:color w:val="000000"/>
           <w:sz w:val="19"/>
           <w:szCs w:val="19"/>
           <w:vertAlign w:val="superscript"/>
@@ -277,7 +277,7 @@
         <w:rPr>
           <w:i/>
           <w:iCs/>
-          <w:color w:val="555B63"/>
+          <w:color w:val="000000"/>
           <w:sz w:val="19"/>
           <w:szCs w:val="19"/>
         </w:rPr>
@@ -307,7 +307,7 @@
       </w:r>
       <w:r>
         <w:rPr>
-          <w:color w:val="555B63"/>
+          <w:color w:val="000000"/>
           <w:sz w:val="19"/>
           <w:szCs w:val="19"/>
         </w:rPr>
@@ -317,7 +317,7 @@
     <w:p>
       <w:pPr>
         <w:pBdr>
-          <w:bottom w:val="single" w:color="C9D3DE" w:sz="8" w:space="2"/>
+          <w:bottom w:val="single" w:color="B5B5B5" w:sz="8" w:space="2"/>
         </w:pBdr>
         <w:spacing w:after="80" w:before="220"/>
       </w:pPr>
@@ -325,7 +325,7 @@
         <w:rPr>
           <w:b/>
           <w:bCs/>
-          <w:color w:val="0F4C81"/>
+          <w:color w:val="000000"/>
           <w:spacing w:val="15"/>
           <w:sz w:val="21"/>
           <w:szCs w:val="21"/>
@@ -356,7 +356,7 @@
       </w:r>
       <w:r>
         <w:rPr>
-          <w:color w:val="555B63"/>
+          <w:color w:val="000000"/>
           <w:sz w:val="19"/>
           <w:szCs w:val="19"/>
         </w:rPr>
@@ -427,7 +427,7 @@
       </w:r>
       <w:r>
         <w:rPr>
-          <w:color w:val="555B63"/>
+          <w:color w:val="000000"/>
           <w:sz w:val="19"/>
           <w:szCs w:val="19"/>
         </w:rPr>
@@ -457,7 +457,7 @@
       </w:r>
       <w:r>
         <w:rPr>
-          <w:color w:val="555B63"/>
+          <w:color w:val="000000"/>
           <w:sz w:val="19"/>
           <w:szCs w:val="19"/>
         </w:rPr>
@@ -480,7 +480,7 @@
     <w:p>
       <w:pPr>
         <w:pBdr>
-          <w:bottom w:val="single" w:color="C9D3DE" w:sz="8" w:space="2"/>
+          <w:bottom w:val="single" w:color="B5B5B5" w:sz="8" w:space="2"/>
         </w:pBdr>
         <w:spacing w:after="80" w:before="220"/>
       </w:pPr>
@@ -488,7 +488,7 @@
         <w:rPr>
           <w:b/>
           <w:bCs/>
-          <w:color w:val="0F4C81"/>
+          <w:color w:val="000000"/>
           <w:spacing w:val="15"/>
           <w:sz w:val="21"/>
           <w:szCs w:val="21"/>
@@ -531,7 +531,7 @@
       </w:r>
       <w:r>
         <w:rPr>
-          <w:color w:val="555B63"/>
+          <w:color w:val="000000"/>
           <w:sz w:val="19"/>
           <w:szCs w:val="19"/>
         </w:rPr>
@@ -586,7 +586,7 @@
       </w:r>
       <w:r>
         <w:rPr>
-          <w:color w:val="555B63"/>
+          <w:color w:val="000000"/>
           <w:sz w:val="19"/>
           <w:szCs w:val="19"/>
         </w:rPr>
@@ -609,7 +609,7 @@
     <w:p>
       <w:pPr>
         <w:pBdr>
-          <w:bottom w:val="single" w:color="C9D3DE" w:sz="8" w:space="2"/>
+          <w:bottom w:val="single" w:color="B5B5B5" w:sz="8" w:space="2"/>
         </w:pBdr>
         <w:spacing w:after="80" w:before="220"/>
       </w:pPr>
@@ -617,7 +617,7 @@
         <w:rPr>
           <w:b/>
           <w:bCs/>
-          <w:color w:val="0F4C81"/>
+          <w:color w:val="000000"/>
           <w:spacing w:val="15"/>
           <w:sz w:val="21"/>
           <w:szCs w:val="21"/>
@@ -633,12 +633,12 @@
         </w:tabs>
         <w:spacing w:after="20" w:before="0"/>
       </w:pPr>
-      <w:hyperlink w:history="1" r:id="rId2b3mcfgmk2drhhu7n6rwb">
+      <w:hyperlink w:history="1" r:id="rIdag1ycipsnnfkh9j97z5wd">
         <w:r>
           <w:rPr>
             <w:b/>
             <w:bCs/>
-            <w:color w:val="0F4C81"/>
+            <w:color w:val="000000"/>
           </w:rPr>
           <w:t xml:space="preserve">Oracle Cloud Infrastructure Certified Foundations Associate</w:t>
         </w:r>
@@ -651,7 +651,7 @@
       </w:r>
       <w:r>
         <w:rPr>
-          <w:color w:val="555B63"/>
+          <w:color w:val="000000"/>
           <w:sz w:val="19"/>
           <w:szCs w:val="19"/>
         </w:rPr>
@@ -666,7 +666,7 @@
         <w:rPr>
           <w:i/>
           <w:iCs/>
-          <w:color w:val="555B63"/>
+          <w:color w:val="000000"/>
           <w:sz w:val="19"/>
           <w:szCs w:val="19"/>
         </w:rPr>
@@ -681,12 +681,12 @@
         </w:tabs>
         <w:spacing w:after="20" w:before="50"/>
       </w:pPr>
-      <w:hyperlink w:history="1" r:id="rIdeegnkapycriollzuizv5o">
+      <w:hyperlink w:history="1" r:id="rId_bhu_13tagfc2s7cfcojw">
         <w:r>
           <w:rPr>
             <w:b/>
             <w:bCs/>
-            <w:color w:val="0F4C81"/>
+            <w:color w:val="000000"/>
           </w:rPr>
           <w:t xml:space="preserve">Exercice KASBAH</w:t>
         </w:r>
@@ -699,7 +699,7 @@
       </w:r>
       <w:r>
         <w:rPr>
-          <w:color w:val="555B63"/>
+          <w:color w:val="000000"/>
           <w:sz w:val="19"/>
           <w:szCs w:val="19"/>
         </w:rPr>
@@ -714,7 +714,7 @@
         <w:rPr>
           <w:i/>
           <w:iCs/>
-          <w:color w:val="555B63"/>
+          <w:color w:val="000000"/>
           <w:sz w:val="19"/>
           <w:szCs w:val="19"/>
         </w:rPr>
@@ -729,12 +729,12 @@
         </w:tabs>
         <w:spacing w:after="20" w:before="50"/>
       </w:pPr>
-      <w:hyperlink w:history="1" r:id="rIdazhmcnpfnzf_k4j3eidh1">
+      <w:hyperlink w:history="1" r:id="rIdsp4mgbxb-gkfbi0ogks2w">
         <w:r>
           <w:rPr>
             <w:b/>
             <w:bCs/>
-            <w:color w:val="0F4C81"/>
+            <w:color w:val="000000"/>
           </w:rPr>
           <w:t xml:space="preserve">Administration Linux avec Red Hat RH124</w:t>
         </w:r>
@@ -747,7 +747,7 @@
       </w:r>
       <w:r>
         <w:rPr>
-          <w:color w:val="555B63"/>
+          <w:color w:val="000000"/>
           <w:sz w:val="19"/>
           <w:szCs w:val="19"/>
         </w:rPr>
@@ -762,12 +762,12 @@
         </w:tabs>
         <w:spacing w:after="20" w:before="50"/>
       </w:pPr>
-      <w:hyperlink w:history="1" r:id="rIdsnyd7luh-bjqnyeacfktc">
+      <w:hyperlink w:history="1" r:id="rIdlquodmpcbtyzcacilias_">
         <w:r>
           <w:rPr>
             <w:b/>
             <w:bCs/>
-            <w:color w:val="0F4C81"/>
+            <w:color w:val="000000"/>
           </w:rPr>
           <w:t xml:space="preserve">The Unix Workbench</w:t>
         </w:r>
@@ -780,7 +780,7 @@
       </w:r>
       <w:r>
         <w:rPr>
-          <w:color w:val="555B63"/>
+          <w:color w:val="000000"/>
           <w:sz w:val="19"/>
           <w:szCs w:val="19"/>
         </w:rPr>
@@ -795,12 +795,12 @@
         </w:tabs>
         <w:spacing w:after="20" w:before="50"/>
       </w:pPr>
-      <w:hyperlink w:history="1" r:id="rIda95df1-23mzl20vz5ct3s">
+      <w:hyperlink w:history="1" r:id="rIdxwyj96oanejv2qovgfkph">
         <w:r>
           <w:rPr>
             <w:b/>
             <w:bCs/>
-            <w:color w:val="0F4C81"/>
+            <w:color w:val="000000"/>
           </w:rPr>
           <w:t xml:space="preserve">Python for Data Science, AI &amp; Development</w:t>
         </w:r>
@@ -813,7 +813,7 @@
       </w:r>
       <w:r>
         <w:rPr>
-          <w:color w:val="555B63"/>
+          <w:color w:val="000000"/>
           <w:sz w:val="19"/>
           <w:szCs w:val="19"/>
         </w:rPr>
@@ -823,7 +823,7 @@
     <w:p>
       <w:pPr>
         <w:pBdr>
-          <w:bottom w:val="single" w:color="C9D3DE" w:sz="8" w:space="2"/>
+          <w:bottom w:val="single" w:color="B5B5B5" w:sz="8" w:space="2"/>
         </w:pBdr>
         <w:spacing w:after="80" w:before="220"/>
       </w:pPr>
@@ -831,7 +831,7 @@
         <w:rPr>
           <w:b/>
           <w:bCs/>
-          <w:color w:val="0F4C81"/>
+          <w:color w:val="000000"/>
           <w:spacing w:val="15"/>
           <w:sz w:val="21"/>
           <w:szCs w:val="21"/>
@@ -1140,7 +1140,7 @@
         <w:ind w:left="200" w:hanging="160"/>
       </w:pPr>
       <w:rPr>
-        <w:color w:val="0F4C81"/>
+        <w:color w:val="000000"/>
       </w:rPr>
     </w:lvl>
   </w:abstractNum>
@@ -1165,7 +1165,7 @@
     <w:rPrDefault>
       <w:rPr>
         <w:rFonts w:ascii="Calibri" w:cs="Calibri" w:eastAsia="Calibri" w:hAnsi="Calibri"/>
-        <w:color w:val="1B1D21"/>
+        <w:color w:val="000000"/>
         <w:sz w:val="20"/>
         <w:szCs w:val="20"/>
         <w:lang w:val="fr-FR"/>

--- a/assets/cv/CV.docx
+++ b/assets/cv/CV.docx
@@ -67,7 +67,7 @@
         </w:rPr>
         <w:t xml:space="preserve">   ·   </w:t>
       </w:r>
-      <w:hyperlink w:history="1" r:id="rIdg56d2dycx2b9zayejplht">
+      <w:hyperlink w:history="1" r:id="rIdy68_7df32in2hrbgd5jdn">
         <w:r>
           <w:rPr>
             <w:color w:val="000000"/>
@@ -90,7 +90,7 @@
         </w:rPr>
         <w:t xml:space="preserve">Portfolio : </w:t>
       </w:r>
-      <w:hyperlink w:history="1" r:id="rIdu-telilavkagcsr0syyt8">
+      <w:hyperlink w:history="1" r:id="rIdapfzotfcpraqsqcmq9pak">
         <w:r>
           <w:rPr>
             <w:color w:val="000000"/>
@@ -116,7 +116,7 @@
         </w:rPr>
         <w:t xml:space="preserve">GitHub : </w:t>
       </w:r>
-      <w:hyperlink w:history="1" r:id="rIdfa0eghj5rtowyojggnooz">
+      <w:hyperlink w:history="1" r:id="rIdlkxqvq4ma9hv7zlojgccq">
         <w:r>
           <w:rPr>
             <w:color w:val="000000"/>
@@ -142,7 +142,7 @@
         </w:rPr>
         <w:t xml:space="preserve">LinkedIn : </w:t>
       </w:r>
-      <w:hyperlink w:history="1" r:id="rIdfnhlgio3-0zrubfpfwdmd">
+      <w:hyperlink w:history="1" r:id="rIdbwl9bxmuvpei7ddfc7nm8">
         <w:r>
           <w:rPr>
             <w:color w:val="000000"/>
@@ -174,19 +174,7 @@
     </w:p>
     <w:p>
       <w:r>
-        <w:t xml:space="preserve">Élève ingénieur en </w:t>
-      </w:r>
-      <w:r>
-        <w:t xml:space="preserve">5</w:t>
-      </w:r>
-      <w:r>
-        <w:rPr>
-          <w:vertAlign w:val="superscript"/>
-        </w:rPr>
-        <w:t xml:space="preserve">e</w:t>
-      </w:r>
-      <w:r>
-        <w:t xml:space="preserve"> année de cybersécurité (diplôme prévu en 2027). En stage, développement d'un framework automatisé de détection des vulnérabilités XSS (DAST) ; expérience en déploiement (Docker, Kubernetes) et en supervision (Prometheus, Grafana). Recherche un stage de fin d'études en sécurité applicative, tests d'intrusion ou DevSecOps.</w:t>
+        <w:t xml:space="preserve">Élève ingénieur en informatique, orienté cybersécurité et tests d'intrusion. Je m'intéresse particulièrement à l'identification des vulnérabilités, à la sécurisation des systèmes numériques et à l'intégration de la sécurité dans les pipelines cloud et DevSecOps, ainsi qu'au développement d'applications full-stack.</w:t>
       </w:r>
     </w:p>
     <w:p>
@@ -633,7 +621,7 @@
         </w:tabs>
         <w:spacing w:after="20" w:before="0"/>
       </w:pPr>
-      <w:hyperlink w:history="1" r:id="rIdag1ycipsnnfkh9j97z5wd">
+      <w:hyperlink w:history="1" r:id="rIdbceeftgh6pnm69obeacrm">
         <w:r>
           <w:rPr>
             <w:b/>
@@ -681,7 +669,7 @@
         </w:tabs>
         <w:spacing w:after="20" w:before="50"/>
       </w:pPr>
-      <w:hyperlink w:history="1" r:id="rId_bhu_13tagfc2s7cfcojw">
+      <w:hyperlink w:history="1" r:id="rId-eetobsfkftnxizwe_tsf">
         <w:r>
           <w:rPr>
             <w:b/>
@@ -729,7 +717,7 @@
         </w:tabs>
         <w:spacing w:after="20" w:before="50"/>
       </w:pPr>
-      <w:hyperlink w:history="1" r:id="rIdsp4mgbxb-gkfbi0ogks2w">
+      <w:hyperlink w:history="1" r:id="rIdhd-ox_3zoic24tfepeloc">
         <w:r>
           <w:rPr>
             <w:b/>
@@ -762,7 +750,7 @@
         </w:tabs>
         <w:spacing w:after="20" w:before="50"/>
       </w:pPr>
-      <w:hyperlink w:history="1" r:id="rIdlquodmpcbtyzcacilias_">
+      <w:hyperlink w:history="1" r:id="rIdr2r3bgedf-9rtlc7usipw">
         <w:r>
           <w:rPr>
             <w:b/>
@@ -795,7 +783,7 @@
         </w:tabs>
         <w:spacing w:after="20" w:before="50"/>
       </w:pPr>
-      <w:hyperlink w:history="1" r:id="rIdxwyj96oanejv2qovgfkph">
+      <w:hyperlink w:history="1" r:id="rIdownvqpsyihepw0mmbdjov">
         <w:r>
           <w:rPr>
             <w:b/>

--- a/assets/cv/CV.docx
+++ b/assets/cv/CV.docx
@@ -24,7 +24,6 @@
         <w:rPr>
           <w:b/>
           <w:bCs/>
-          <w:color w:val="000000"/>
           <w:sz w:val="24"/>
           <w:szCs w:val="24"/>
         </w:rPr>
@@ -37,7 +36,6 @@
       </w:pPr>
       <w:r>
         <w:rPr>
-          <w:color w:val="000000"/>
           <w:sz w:val="19"/>
           <w:szCs w:val="19"/>
         </w:rPr>
@@ -45,7 +43,6 @@
       </w:r>
       <w:r>
         <w:rPr>
-          <w:color w:val="000000"/>
           <w:sz w:val="19"/>
           <w:szCs w:val="19"/>
         </w:rPr>
@@ -53,7 +50,6 @@
       </w:r>
       <w:r>
         <w:rPr>
-          <w:color w:val="000000"/>
           <w:sz w:val="19"/>
           <w:szCs w:val="19"/>
         </w:rPr>
@@ -61,13 +57,12 @@
       </w:r>
       <w:r>
         <w:rPr>
-          <w:color w:val="000000"/>
           <w:sz w:val="19"/>
           <w:szCs w:val="19"/>
         </w:rPr>
         <w:t xml:space="preserve">   ·   </w:t>
       </w:r>
-      <w:hyperlink w:history="1" r:id="rIdy68_7df32in2hrbgd5jdn">
+      <w:hyperlink w:history="1" r:id="rId4tk-qxvsdshlnjjjnrg9h">
         <w:r>
           <w:rPr>
             <w:color w:val="000000"/>
@@ -84,13 +79,12 @@
       </w:pPr>
       <w:r>
         <w:rPr>
-          <w:color w:val="000000"/>
           <w:sz w:val="19"/>
           <w:szCs w:val="19"/>
         </w:rPr>
         <w:t xml:space="preserve">Portfolio : </w:t>
       </w:r>
-      <w:hyperlink w:history="1" r:id="rIdapfzotfcpraqsqcmq9pak">
+      <w:hyperlink w:history="1" r:id="rIdylh7kx-bdvpula5wo5ox4">
         <w:r>
           <w:rPr>
             <w:color w:val="000000"/>
@@ -102,7 +96,6 @@
       </w:hyperlink>
       <w:r>
         <w:rPr>
-          <w:color w:val="000000"/>
           <w:sz w:val="19"/>
           <w:szCs w:val="19"/>
         </w:rPr>
@@ -110,13 +103,12 @@
       </w:r>
       <w:r>
         <w:rPr>
-          <w:color w:val="000000"/>
           <w:sz w:val="19"/>
           <w:szCs w:val="19"/>
         </w:rPr>
         <w:t xml:space="preserve">GitHub : </w:t>
       </w:r>
-      <w:hyperlink w:history="1" r:id="rIdlkxqvq4ma9hv7zlojgccq">
+      <w:hyperlink w:history="1" r:id="rIdj8ogfq0vb0rq1_1-tgfei">
         <w:r>
           <w:rPr>
             <w:color w:val="000000"/>
@@ -128,7 +120,6 @@
       </w:hyperlink>
       <w:r>
         <w:rPr>
-          <w:color w:val="000000"/>
           <w:sz w:val="19"/>
           <w:szCs w:val="19"/>
         </w:rPr>
@@ -136,13 +127,12 @@
       </w:r>
       <w:r>
         <w:rPr>
-          <w:color w:val="000000"/>
           <w:sz w:val="19"/>
           <w:szCs w:val="19"/>
         </w:rPr>
         <w:t xml:space="preserve">LinkedIn : </w:t>
       </w:r>
-      <w:hyperlink w:history="1" r:id="rIdbwl9bxmuvpei7ddfc7nm8">
+      <w:hyperlink w:history="1" r:id="rId12waskvslau2h3ewvzcng">
         <w:r>
           <w:rPr>
             <w:color w:val="000000"/>
@@ -155,16 +145,16 @@
     </w:p>
     <w:p>
       <w:pPr>
+        <w:keepNext/>
         <w:pBdr>
           <w:bottom w:val="single" w:color="B5B5B5" w:sz="8" w:space="2"/>
         </w:pBdr>
-        <w:spacing w:after="80" w:before="220"/>
-      </w:pPr>
-      <w:r>
-        <w:rPr>
-          <w:b/>
-          <w:bCs/>
-          <w:color w:val="000000"/>
+        <w:spacing w:after="80" w:before="240"/>
+      </w:pPr>
+      <w:r>
+        <w:rPr>
+          <w:b/>
+          <w:bCs/>
           <w:spacing w:val="15"/>
           <w:sz w:val="21"/>
           <w:szCs w:val="21"/>
@@ -174,21 +164,21 @@
     </w:p>
     <w:p>
       <w:r>
-        <w:t xml:space="preserve">Élève ingénieur en informatique, orienté cybersécurité et tests d'intrusion. Je m'intéresse particulièrement à l'identification des vulnérabilités, à la sécurisation des systèmes numériques et à l'intégration de la sécurité dans les pipelines cloud et DevSecOps, ainsi qu'au développement d'applications full-stack.</w:t>
-      </w:r>
-    </w:p>
-    <w:p>
-      <w:pPr>
+        <w:t xml:space="preserve">Élève ingénieur en 5ᵉ année de cybersécurité à l'EMSI Rabat. J'ai conçu un pipeline automatisé de détection des vulnérabilités XSS (DAST), déployé une application sur Kubernetes dans le cloud et mis en place une supervision Prometheus/Grafana. Je recherche un stage de fin d'études (PFE) en 2027 en sécurité applicative, tests d'intrusion ou DevSecOps.</w:t>
+      </w:r>
+    </w:p>
+    <w:p>
+      <w:pPr>
+        <w:keepNext/>
         <w:pBdr>
           <w:bottom w:val="single" w:color="B5B5B5" w:sz="8" w:space="2"/>
         </w:pBdr>
-        <w:spacing w:after="80" w:before="220"/>
-      </w:pPr>
-      <w:r>
-        <w:rPr>
-          <w:b/>
-          <w:bCs/>
-          <w:color w:val="000000"/>
+        <w:spacing w:after="80" w:before="240"/>
+      </w:pPr>
+      <w:r>
+        <w:rPr>
+          <w:b/>
+          <w:bCs/>
           <w:spacing w:val="15"/>
           <w:sz w:val="21"/>
           <w:szCs w:val="21"/>
@@ -212,14 +202,13 @@
         <w:t xml:space="preserve">Diplôme d'ingénieur — Cybersécurité et systèmes d'information</w:t>
       </w:r>
       <w:r>
-        <w:t xml:space="preserve"> · diplôme prévu en 2027</w:t>
+        <w:t xml:space="preserve"> · EMSI Rabat · diplôme prévu en 2027</w:t>
       </w:r>
       <w:r>
         <w:t xml:space="preserve">	</w:t>
       </w:r>
       <w:r>
         <w:rPr>
-          <w:color w:val="000000"/>
           <w:sz w:val="19"/>
           <w:szCs w:val="19"/>
         </w:rPr>
@@ -228,92 +217,16 @@
     </w:p>
     <w:p>
       <w:pPr>
-        <w:spacing w:after="0"/>
-      </w:pPr>
-      <w:r>
-        <w:rPr>
-          <w:i/>
-          <w:iCs/>
-          <w:color w:val="000000"/>
-          <w:sz w:val="19"/>
-          <w:szCs w:val="19"/>
-        </w:rPr>
-        <w:t xml:space="preserve">École Marocaine des Sciences de l'Ingénieur (EMSI), Rabat · actuellement en </w:t>
-      </w:r>
-      <w:r>
-        <w:rPr>
-          <w:i/>
-          <w:iCs/>
-          <w:color w:val="000000"/>
-          <w:sz w:val="19"/>
-          <w:szCs w:val="19"/>
-        </w:rPr>
-        <w:t xml:space="preserve">5</w:t>
-      </w:r>
-      <w:r>
-        <w:rPr>
-          <w:i/>
-          <w:iCs/>
-          <w:color w:val="000000"/>
-          <w:sz w:val="19"/>
-          <w:szCs w:val="19"/>
-          <w:vertAlign w:val="superscript"/>
-        </w:rPr>
-        <w:t xml:space="preserve">e</w:t>
-      </w:r>
-      <w:r>
-        <w:rPr>
-          <w:i/>
-          <w:iCs/>
-          <w:color w:val="000000"/>
-          <w:sz w:val="19"/>
-          <w:szCs w:val="19"/>
-        </w:rPr>
-        <w:t xml:space="preserve"> année</w:t>
-      </w:r>
-    </w:p>
-    <w:p>
-      <w:pPr>
-        <w:keepNext/>
-        <w:tabs>
-          <w:tab w:val="right" w:pos="10206"/>
-        </w:tabs>
-        <w:spacing w:after="20" w:before="100"/>
-      </w:pPr>
-      <w:r>
-        <w:rPr>
-          <w:b/>
-          <w:bCs/>
-        </w:rPr>
-        <w:t xml:space="preserve">Baccalauréat Sciences physiques et chimiques</w:t>
-      </w:r>
-      <w:r>
-        <w:t xml:space="preserve"> · Lycée Al-Ghazali, Témara</w:t>
-      </w:r>
-      <w:r>
-        <w:t xml:space="preserve">	</w:t>
-      </w:r>
-      <w:r>
-        <w:rPr>
-          <w:color w:val="000000"/>
-          <w:sz w:val="19"/>
-          <w:szCs w:val="19"/>
-        </w:rPr>
-        <w:t xml:space="preserve">2022</w:t>
-      </w:r>
-    </w:p>
-    <w:p>
-      <w:pPr>
+        <w:keepNext/>
         <w:pBdr>
           <w:bottom w:val="single" w:color="B5B5B5" w:sz="8" w:space="2"/>
         </w:pBdr>
-        <w:spacing w:after="80" w:before="220"/>
-      </w:pPr>
-      <w:r>
-        <w:rPr>
-          <w:b/>
-          <w:bCs/>
-          <w:color w:val="000000"/>
+        <w:spacing w:after="80" w:before="240"/>
+      </w:pPr>
+      <w:r>
+        <w:rPr>
+          <w:b/>
+          <w:bCs/>
           <w:spacing w:val="15"/>
           <w:sz w:val="21"/>
           <w:szCs w:val="21"/>
@@ -344,7 +257,6 @@
       </w:r>
       <w:r>
         <w:rPr>
-          <w:color w:val="000000"/>
           <w:sz w:val="19"/>
           <w:szCs w:val="19"/>
         </w:rPr>
@@ -361,7 +273,7 @@
         <w:spacing w:after="0" w:before="20"/>
       </w:pPr>
       <w:r>
-        <w:t xml:space="preserve">Framework DAST de détection des vulnérabilités XSS, piloté par une interface web FastAPI (scans, suivi, historique).</w:t>
+        <w:t xml:space="preserve">Conçu un framework DAST de détection XSS, piloté par une interface web FastAPI (scans, suivi, historique).</w:t>
       </w:r>
     </w:p>
     <w:p>
@@ -374,7 +286,7 @@
         <w:spacing w:after="0" w:before="20"/>
       </w:pPr>
       <w:r>
-        <w:t xml:space="preserve">Crawler Playwright (pages JavaScript, URL, formulaires, </w:t>
+        <w:t xml:space="preserve">Orchestré un crawler Playwright (URL, formulaires, </w:t>
       </w:r>
       <w:r>
         <w:rPr>
@@ -384,7 +296,7 @@
         <w:t xml:space="preserve">sinks</w:t>
       </w:r>
       <w:r>
-        <w:t xml:space="preserve"> DOM-XSS) ; XSStrike et DalFox en conteneurs Docker isolés.</w:t>
+        <w:t xml:space="preserve"> DOM-XSS) et XSStrike/DalFox en conteneurs Docker isolés.</w:t>
       </w:r>
     </w:p>
     <w:p>
@@ -397,59 +309,7 @@
         <w:spacing w:after="0" w:before="20"/>
       </w:pPr>
       <w:r>
-        <w:t xml:space="preserve">Normalisation et déduplication des résultats, rapports HTML et PDF automatiques ; tests limités à une cible autorisée (OWASP Juice Shop en local).</w:t>
-      </w:r>
-    </w:p>
-    <w:p>
-      <w:pPr>
-        <w:spacing w:after="0" w:before="30"/>
-      </w:pPr>
-      <w:r>
-        <w:rPr>
-          <w:b/>
-          <w:bCs/>
-          <w:sz w:val="19"/>
-          <w:szCs w:val="19"/>
-        </w:rPr>
-        <w:t xml:space="preserve">Environnement : </w:t>
-      </w:r>
-      <w:r>
-        <w:rPr>
-          <w:color w:val="000000"/>
-          <w:sz w:val="19"/>
-          <w:szCs w:val="19"/>
-        </w:rPr>
-        <w:t xml:space="preserve">Python, FastAPI, Playwright, XSStrike, DalFox, Docker, Jinja2, ReportLab</w:t>
-      </w:r>
-    </w:p>
-    <w:p>
-      <w:pPr>
-        <w:keepNext/>
-        <w:tabs>
-          <w:tab w:val="right" w:pos="10206"/>
-        </w:tabs>
-        <w:spacing w:after="20" w:before="100"/>
-      </w:pPr>
-      <w:r>
-        <w:rPr>
-          <w:b/>
-          <w:bCs/>
-        </w:rPr>
-        <w:t xml:space="preserve">YZY Digital Technologies</w:t>
-      </w:r>
-      <w:r>
-        <w:t xml:space="preserve"> — Stage d'été : déploiement cloud et DevSecOps</w:t>
-      </w:r>
-      <w:r>
-        <w:t xml:space="preserve">	</w:t>
-      </w:r>
-      <w:r>
-        <w:rPr>
-          <w:color w:val="000000"/>
-          <w:sz w:val="19"/>
-          <w:szCs w:val="19"/>
-        </w:rPr>
-        <w:t xml:space="preserve">Juillet – septembre 2025</w:t>
+        <w:t xml:space="preserve">Normalisé et dédupliqué les résultats des deux scanners ; généré automatiquement des rapports HTML et PDF.</w:t>
       </w:r>
     </w:p>
     <w:p>
@@ -462,26 +322,28 @@
         <w:spacing w:after="0" w:before="20"/>
       </w:pPr>
       <w:r>
-        <w:t xml:space="preserve">Déploiement d'une application dans le cloud : conteneurisation avec Docker et déploiement sur Kubernetes.</w:t>
-      </w:r>
-    </w:p>
-    <w:p>
-      <w:pPr>
-        <w:pBdr>
-          <w:bottom w:val="single" w:color="B5B5B5" w:sz="8" w:space="2"/>
-        </w:pBdr>
-        <w:spacing w:after="80" w:before="220"/>
-      </w:pPr>
-      <w:r>
-        <w:rPr>
-          <w:b/>
-          <w:bCs/>
-          <w:color w:val="000000"/>
-          <w:spacing w:val="15"/>
-          <w:sz w:val="21"/>
-          <w:szCs w:val="21"/>
-        </w:rPr>
-        <w:t xml:space="preserve">PROJETS EN CYBERSÉCURITÉ</w:t>
+        <w:t xml:space="preserve">Validé l'outil sur une cible autorisée (OWASP Juice Shop en local).</w:t>
+      </w:r>
+    </w:p>
+    <w:p>
+      <w:pPr>
+        <w:spacing w:after="0" w:before="30"/>
+      </w:pPr>
+      <w:r>
+        <w:rPr>
+          <w:b/>
+          <w:bCs/>
+          <w:sz w:val="19"/>
+          <w:szCs w:val="19"/>
+        </w:rPr>
+        <w:t xml:space="preserve">Environnement : </w:t>
+      </w:r>
+      <w:r>
+        <w:rPr>
+          <w:sz w:val="19"/>
+          <w:szCs w:val="19"/>
+        </w:rPr>
+        <w:t xml:space="preserve">Python, FastAPI, Playwright, XSStrike, DalFox, Docker, Jinja2, ReportLab</w:t>
       </w:r>
     </w:p>
     <w:p>
@@ -490,40 +352,27 @@
         <w:tabs>
           <w:tab w:val="right" w:pos="10206"/>
         </w:tabs>
-        <w:spacing w:after="20" w:before="0"/>
-      </w:pPr>
-      <w:r>
-        <w:rPr>
-          <w:b/>
-          <w:bCs/>
-        </w:rPr>
-        <w:t xml:space="preserve">Architecture de supervision des systèmes</w:t>
-      </w:r>
-      <w:r>
-        <w:t xml:space="preserve"> — Projet académique (PFA), </w:t>
-      </w:r>
-      <w:r>
-        <w:t xml:space="preserve">4</w:t>
-      </w:r>
-      <w:r>
-        <w:rPr>
-          <w:vertAlign w:val="superscript"/>
-        </w:rPr>
-        <w:t xml:space="preserve">e</w:t>
-      </w:r>
-      <w:r>
-        <w:t xml:space="preserve"> année</w:t>
+        <w:spacing w:after="20" w:before="100"/>
+      </w:pPr>
+      <w:r>
+        <w:rPr>
+          <w:b/>
+          <w:bCs/>
+        </w:rPr>
+        <w:t xml:space="preserve">YZY Digital Technologies</w:t>
+      </w:r>
+      <w:r>
+        <w:t xml:space="preserve"> — Stage d'été : déploiement cloud et DevSecOps</w:t>
       </w:r>
       <w:r>
         <w:t xml:space="preserve">	</w:t>
       </w:r>
       <w:r>
         <w:rPr>
-          <w:color w:val="000000"/>
-          <w:sz w:val="19"/>
-          <w:szCs w:val="19"/>
-        </w:rPr>
-        <w:t xml:space="preserve">2025 – 2026</w:t>
+          <w:sz w:val="19"/>
+          <w:szCs w:val="19"/>
+        </w:rPr>
+        <w:t xml:space="preserve">Juillet – septembre 2025</w:t>
       </w:r>
     </w:p>
     <w:p>
@@ -536,7 +385,26 @@
         <w:spacing w:after="0" w:before="20"/>
       </w:pPr>
       <w:r>
-        <w:t xml:space="preserve">Métriques système collectées par Node Exporter, stockées dans Prometheus et visualisées dans Grafana (mémoire, trafic réseau, espace disque), pour une visibilité continue dans une approche de sécurité défensive.</w:t>
+        <w:t xml:space="preserve">Conteneurisé une application avec Docker et réalisé son déploiement sur Kubernetes dans le cloud.</w:t>
+      </w:r>
+    </w:p>
+    <w:p>
+      <w:pPr>
+        <w:keepNext/>
+        <w:pBdr>
+          <w:bottom w:val="single" w:color="B5B5B5" w:sz="8" w:space="2"/>
+        </w:pBdr>
+        <w:spacing w:after="80" w:before="240"/>
+      </w:pPr>
+      <w:r>
+        <w:rPr>
+          <w:b/>
+          <w:bCs/>
+          <w:spacing w:val="15"/>
+          <w:sz w:val="21"/>
+          <w:szCs w:val="21"/>
+        </w:rPr>
+        <w:t xml:space="preserve">PROJETS EN CYBERSÉCURITÉ</w:t>
       </w:r>
     </w:p>
     <w:p>
@@ -545,36 +413,23 @@
         <w:tabs>
           <w:tab w:val="right" w:pos="10206"/>
         </w:tabs>
-        <w:spacing w:after="20" w:before="100"/>
-      </w:pPr>
-      <w:r>
-        <w:rPr>
-          <w:b/>
-          <w:bCs/>
-        </w:rPr>
-        <w:t xml:space="preserve">Laboratoire de simulation de phishing</w:t>
-      </w:r>
-      <w:r>
-        <w:t xml:space="preserve"> — Projet académique, </w:t>
-      </w:r>
-      <w:r>
-        <w:t xml:space="preserve">4</w:t>
-      </w:r>
-      <w:r>
-        <w:rPr>
-          <w:vertAlign w:val="superscript"/>
-        </w:rPr>
-        <w:t xml:space="preserve">e</w:t>
-      </w:r>
-      <w:r>
-        <w:t xml:space="preserve"> année</w:t>
+        <w:spacing w:after="20" w:before="0"/>
+      </w:pPr>
+      <w:r>
+        <w:rPr>
+          <w:b/>
+          <w:bCs/>
+        </w:rPr>
+        <w:t xml:space="preserve">Architecture de supervision des systèmes</w:t>
+      </w:r>
+      <w:r>
+        <w:t xml:space="preserve"> — Projet académique (PFA), 4ᵉ année</w:t>
       </w:r>
       <w:r>
         <w:t xml:space="preserve">	</w:t>
       </w:r>
       <w:r>
         <w:rPr>
-          <w:color w:val="000000"/>
           <w:sz w:val="19"/>
           <w:szCs w:val="19"/>
         </w:rPr>
@@ -591,21 +446,63 @@
         <w:spacing w:after="0" w:before="20"/>
       </w:pPr>
       <w:r>
-        <w:t xml:space="preserve">Page de connexion répliquée pour un exercice pédagogique de sensibilisation au phishing (HTML, JavaScript, Docker).</w:t>
-      </w:r>
-    </w:p>
-    <w:p>
-      <w:pPr>
+        <w:t xml:space="preserve">Mis en place une supervision Node Exporter, Prometheus et Grafana (mémoire, trafic réseau, espace disque) dans une approche de sécurité défensive.</w:t>
+      </w:r>
+    </w:p>
+    <w:p>
+      <w:pPr>
+        <w:keepNext/>
+        <w:tabs>
+          <w:tab w:val="right" w:pos="10206"/>
+        </w:tabs>
+        <w:spacing w:after="20" w:before="100"/>
+      </w:pPr>
+      <w:r>
+        <w:rPr>
+          <w:b/>
+          <w:bCs/>
+        </w:rPr>
+        <w:t xml:space="preserve">Laboratoire de simulation de phishing</w:t>
+      </w:r>
+      <w:r>
+        <w:t xml:space="preserve"> — Projet académique, 4ᵉ année · HTML, JavaScript, Docker</w:t>
+      </w:r>
+      <w:r>
+        <w:t xml:space="preserve">	</w:t>
+      </w:r>
+      <w:r>
+        <w:rPr>
+          <w:sz w:val="19"/>
+          <w:szCs w:val="19"/>
+        </w:rPr>
+        <w:t xml:space="preserve">2025 – 2026</w:t>
+      </w:r>
+    </w:p>
+    <w:p>
+      <w:pPr>
+        <w:pStyle w:val="ListParagraph"/>
+        <w:numPr>
+          <w:ilvl w:val="0"/>
+          <w:numId w:val="2"/>
+        </w:numPr>
+        <w:spacing w:after="0" w:before="20"/>
+      </w:pPr>
+      <w:r>
+        <w:t xml:space="preserve">Conçu une page de connexion répliquée pour un exercice pédagogique autorisé de sensibilisation au phishing.</w:t>
+      </w:r>
+    </w:p>
+    <w:p>
+      <w:pPr>
+        <w:keepNext/>
         <w:pBdr>
           <w:bottom w:val="single" w:color="B5B5B5" w:sz="8" w:space="2"/>
         </w:pBdr>
-        <w:spacing w:after="80" w:before="220"/>
-      </w:pPr>
-      <w:r>
-        <w:rPr>
-          <w:b/>
-          <w:bCs/>
-          <w:color w:val="000000"/>
+        <w:spacing w:after="80" w:before="240"/>
+      </w:pPr>
+      <w:r>
+        <w:rPr>
+          <w:b/>
+          <w:bCs/>
           <w:spacing w:val="15"/>
           <w:sz w:val="21"/>
           <w:szCs w:val="21"/>
@@ -621,7 +518,7 @@
         </w:tabs>
         <w:spacing w:after="20" w:before="0"/>
       </w:pPr>
-      <w:hyperlink w:history="1" r:id="rIdbceeftgh6pnm69obeacrm">
+      <w:hyperlink w:history="1" r:id="rIdw7gzwrxc4dgqtlvq2r7pk">
         <w:r>
           <w:rPr>
             <w:b/>
@@ -632,14 +529,13 @@
         </w:r>
       </w:hyperlink>
       <w:r>
-        <w:t xml:space="preserve"> — Oracle</w:t>
+        <w:t xml:space="preserve"> — Oracle · certification professionnelle</w:t>
       </w:r>
       <w:r>
         <w:t xml:space="preserve">	</w:t>
       </w:r>
       <w:r>
         <w:rPr>
-          <w:color w:val="000000"/>
           <w:sz w:val="19"/>
           <w:szCs w:val="19"/>
         </w:rPr>
@@ -647,18 +543,14 @@
       </w:r>
     </w:p>
     <w:p>
-      <w:pPr>
-        <w:spacing w:after="0"/>
-      </w:pPr>
       <w:r>
         <w:rPr>
           <w:i/>
           <w:iCs/>
-          <w:color w:val="000000"/>
-          <w:sz w:val="19"/>
-          <w:szCs w:val="19"/>
-        </w:rPr>
-        <w:t xml:space="preserve">Certification professionnelle vérifiée · délivrée le 9 septembre 2026, valide jusqu'au 9 septembre 2028</w:t>
+          <w:sz w:val="19"/>
+          <w:szCs w:val="19"/>
+        </w:rPr>
+        <w:t xml:space="preserve">Certification vérifiée · délivrée le 9 septembre 2026, valide jusqu'au 9 septembre 2028</w:t>
       </w:r>
     </w:p>
     <w:p>
@@ -669,7 +561,122 @@
         </w:tabs>
         <w:spacing w:after="20" w:before="50"/>
       </w:pPr>
-      <w:hyperlink w:history="1" r:id="rId-eetobsfkftnxizwe_tsf">
+      <w:hyperlink w:history="1" r:id="rIdfuwclhsn_l8jg-sext5vu">
+        <w:r>
+          <w:rPr>
+            <w:b/>
+            <w:bCs/>
+            <w:color w:val="000000"/>
+          </w:rPr>
+          <w:t xml:space="preserve">Administration Linux avec Red Hat RH124</w:t>
+        </w:r>
+      </w:hyperlink>
+      <w:r>
+        <w:t xml:space="preserve"> — Honoris · certificat de cours en ligne (Coursera)</w:t>
+      </w:r>
+      <w:r>
+        <w:t xml:space="preserve">	</w:t>
+      </w:r>
+      <w:r>
+        <w:rPr>
+          <w:sz w:val="19"/>
+          <w:szCs w:val="19"/>
+        </w:rPr>
+        <w:t xml:space="preserve">Mai 2026</w:t>
+      </w:r>
+    </w:p>
+    <w:p>
+      <w:pPr>
+        <w:keepNext/>
+        <w:tabs>
+          <w:tab w:val="right" w:pos="10206"/>
+        </w:tabs>
+        <w:spacing w:after="20" w:before="50"/>
+      </w:pPr>
+      <w:hyperlink w:history="1" r:id="rIdpkrxyu99tqzekqslvo336">
+        <w:r>
+          <w:rPr>
+            <w:b/>
+            <w:bCs/>
+            <w:color w:val="000000"/>
+          </w:rPr>
+          <w:t xml:space="preserve">Python for Data Science, AI &amp; Development</w:t>
+        </w:r>
+      </w:hyperlink>
+      <w:r>
+        <w:t xml:space="preserve"> — IBM · certificat de cours en ligne (Coursera)</w:t>
+      </w:r>
+      <w:r>
+        <w:t xml:space="preserve">	</w:t>
+      </w:r>
+      <w:r>
+        <w:rPr>
+          <w:sz w:val="19"/>
+          <w:szCs w:val="19"/>
+        </w:rPr>
+        <w:t xml:space="preserve">Novembre 2025</w:t>
+      </w:r>
+    </w:p>
+    <w:p>
+      <w:pPr>
+        <w:keepNext/>
+        <w:tabs>
+          <w:tab w:val="right" w:pos="10206"/>
+        </w:tabs>
+        <w:spacing w:after="20" w:before="50"/>
+      </w:pPr>
+      <w:hyperlink w:history="1" r:id="rIdckvuscvbvko91--_dbszj">
+        <w:r>
+          <w:rPr>
+            <w:b/>
+            <w:bCs/>
+            <w:color w:val="000000"/>
+          </w:rPr>
+          <w:t xml:space="preserve">The Unix Workbench</w:t>
+        </w:r>
+      </w:hyperlink>
+      <w:r>
+        <w:t xml:space="preserve"> — Johns Hopkins University · certificat de cours en ligne (Coursera)</w:t>
+      </w:r>
+      <w:r>
+        <w:t xml:space="preserve">	</w:t>
+      </w:r>
+      <w:r>
+        <w:rPr>
+          <w:sz w:val="19"/>
+          <w:szCs w:val="19"/>
+        </w:rPr>
+        <w:t xml:space="preserve">Décembre 2024</w:t>
+      </w:r>
+    </w:p>
+    <w:p>
+      <w:pPr>
+        <w:keepNext/>
+        <w:pBdr>
+          <w:bottom w:val="single" w:color="B5B5B5" w:sz="8" w:space="2"/>
+        </w:pBdr>
+        <w:spacing w:after="80" w:before="240"/>
+      </w:pPr>
+      <w:r>
+        <w:rPr>
+          <w:b/>
+          <w:bCs/>
+          <w:spacing w:val="15"/>
+          <w:sz w:val="21"/>
+          <w:szCs w:val="21"/>
+        </w:rPr>
+        <w:t xml:space="preserve">ACTIVITÉS</w:t>
+      </w:r>
+    </w:p>
+    <w:p>
+      <w:pPr>
+        <w:keepNext/>
+        <w:tabs>
+          <w:tab w:val="right" w:pos="10206"/>
+        </w:tabs>
+        <w:spacing w:after="20" w:before="0"/>
+      </w:pPr>
+      <w:hyperlink w:history="1" r:id="rIdrmi0dfd01l2r_wkxewzcg">
         <w:r>
           <w:rPr>
             <w:b/>
@@ -680,151 +687,17 @@
         </w:r>
       </w:hyperlink>
       <w:r>
-        <w:t xml:space="preserve"> — serious game de gestion de crise cyber, EMSI et CyberSup</w:t>
+        <w:t xml:space="preserve"> — serious game de crise cyber, EMSI et CyberSup · certificat de participation</w:t>
       </w:r>
       <w:r>
         <w:t xml:space="preserve">	</w:t>
       </w:r>
       <w:r>
         <w:rPr>
-          <w:color w:val="000000"/>
           <w:sz w:val="19"/>
           <w:szCs w:val="19"/>
         </w:rPr>
         <w:t xml:space="preserve">23–25 septembre 2026</w:t>
-      </w:r>
-    </w:p>
-    <w:p>
-      <w:pPr>
-        <w:spacing w:after="0"/>
-      </w:pPr>
-      <w:r>
-        <w:rPr>
-          <w:i/>
-          <w:iCs/>
-          <w:color w:val="000000"/>
-          <w:sz w:val="19"/>
-          <w:szCs w:val="19"/>
-        </w:rPr>
-        <w:t xml:space="preserve">Certificat de participation · campus de Rabat, Cellule 3 (pôle Continuité d'activité)</w:t>
-      </w:r>
-    </w:p>
-    <w:p>
-      <w:pPr>
-        <w:keepNext/>
-        <w:tabs>
-          <w:tab w:val="right" w:pos="10206"/>
-        </w:tabs>
-        <w:spacing w:after="20" w:before="50"/>
-      </w:pPr>
-      <w:hyperlink w:history="1" r:id="rIdhd-ox_3zoic24tfepeloc">
-        <w:r>
-          <w:rPr>
-            <w:b/>
-            <w:bCs/>
-            <w:color w:val="000000"/>
-          </w:rPr>
-          <w:t xml:space="preserve">Administration Linux avec Red Hat RH124</w:t>
-        </w:r>
-      </w:hyperlink>
-      <w:r>
-        <w:t xml:space="preserve"> — Honoris · certificat de cours en ligne (Coursera)</w:t>
-      </w:r>
-      <w:r>
-        <w:t xml:space="preserve">	</w:t>
-      </w:r>
-      <w:r>
-        <w:rPr>
-          <w:color w:val="000000"/>
-          <w:sz w:val="19"/>
-          <w:szCs w:val="19"/>
-        </w:rPr>
-        <w:t xml:space="preserve">Mai 2026</w:t>
-      </w:r>
-    </w:p>
-    <w:p>
-      <w:pPr>
-        <w:keepNext/>
-        <w:tabs>
-          <w:tab w:val="right" w:pos="10206"/>
-        </w:tabs>
-        <w:spacing w:after="20" w:before="50"/>
-      </w:pPr>
-      <w:hyperlink w:history="1" r:id="rIdr2r3bgedf-9rtlc7usipw">
-        <w:r>
-          <w:rPr>
-            <w:b/>
-            <w:bCs/>
-            <w:color w:val="000000"/>
-          </w:rPr>
-          <w:t xml:space="preserve">The Unix Workbench</w:t>
-        </w:r>
-      </w:hyperlink>
-      <w:r>
-        <w:t xml:space="preserve"> — Johns Hopkins University · certificat de cours en ligne (Coursera)</w:t>
-      </w:r>
-      <w:r>
-        <w:t xml:space="preserve">	</w:t>
-      </w:r>
-      <w:r>
-        <w:rPr>
-          <w:color w:val="000000"/>
-          <w:sz w:val="19"/>
-          <w:szCs w:val="19"/>
-        </w:rPr>
-        <w:t xml:space="preserve">Décembre 2024</w:t>
-      </w:r>
-    </w:p>
-    <w:p>
-      <w:pPr>
-        <w:keepNext/>
-        <w:tabs>
-          <w:tab w:val="right" w:pos="10206"/>
-        </w:tabs>
-        <w:spacing w:after="20" w:before="50"/>
-      </w:pPr>
-      <w:hyperlink w:history="1" r:id="rIdownvqpsyihepw0mmbdjov">
-        <w:r>
-          <w:rPr>
-            <w:b/>
-            <w:bCs/>
-            <w:color w:val="000000"/>
-          </w:rPr>
-          <w:t xml:space="preserve">Python for Data Science, AI &amp; Development</w:t>
-        </w:r>
-      </w:hyperlink>
-      <w:r>
-        <w:t xml:space="preserve"> — IBM · certificat de cours en ligne (Coursera)</w:t>
-      </w:r>
-      <w:r>
-        <w:t xml:space="preserve">	</w:t>
-      </w:r>
-      <w:r>
-        <w:rPr>
-          <w:color w:val="000000"/>
-          <w:sz w:val="19"/>
-          <w:szCs w:val="19"/>
-        </w:rPr>
-        <w:t xml:space="preserve">Novembre 2025</w:t>
-      </w:r>
-    </w:p>
-    <w:p>
-      <w:pPr>
-        <w:pBdr>
-          <w:bottom w:val="single" w:color="B5B5B5" w:sz="8" w:space="2"/>
-        </w:pBdr>
-        <w:spacing w:after="80" w:before="220"/>
-      </w:pPr>
-      <w:r>
-        <w:rPr>
-          <w:b/>
-          <w:bCs/>
-          <w:color w:val="000000"/>
-          <w:spacing w:val="15"/>
-          <w:sz w:val="21"/>
-          <w:szCs w:val="21"/>
-        </w:rPr>
-        <w:t xml:space="preserve">COMPÉTENCES TECHNIQUES ET LANGUES</w:t>
       </w:r>
     </w:p>
     <w:p>
@@ -837,14 +710,26 @@
         <w:spacing w:after="0" w:before="20"/>
       </w:pPr>
       <w:r>
-        <w:rPr>
-          <w:b/>
-          <w:bCs/>
-        </w:rPr>
-        <w:t xml:space="preserve">Sécurité applicative : </w:t>
-      </w:r>
-      <w:r>
-        <w:t xml:space="preserve">tests d'intrusion web, évaluation de vulnérabilités, OWASP, détection XSS (DAST)</w:t>
+        <w:t xml:space="preserve">Participé à 3 jours de simulation de crise (Cellule 3, pôle Continuité d'activité) : qualifier, décider et agir sous pression.</w:t>
+      </w:r>
+    </w:p>
+    <w:p>
+      <w:pPr>
+        <w:keepNext/>
+        <w:pBdr>
+          <w:bottom w:val="single" w:color="B5B5B5" w:sz="8" w:space="2"/>
+        </w:pBdr>
+        <w:spacing w:after="80" w:before="240"/>
+      </w:pPr>
+      <w:r>
+        <w:rPr>
+          <w:b/>
+          <w:bCs/>
+          <w:spacing w:val="15"/>
+          <w:sz w:val="21"/>
+          <w:szCs w:val="21"/>
+        </w:rPr>
+        <w:t xml:space="preserve">COMPÉTENCES TECHNIQUES ET LANGUES</w:t>
       </w:r>
     </w:p>
     <w:p>
@@ -861,10 +746,10 @@
           <w:b/>
           <w:bCs/>
         </w:rPr>
-        <w:t xml:space="preserve">Outils de sécurité : </w:t>
-      </w:r>
-      <w:r>
-        <w:t xml:space="preserve">Burp Suite, sqlmap, Wireshark, XSStrike, DalFox, Playwright</w:t>
+        <w:t xml:space="preserve">Sécurité applicative : </w:t>
+      </w:r>
+      <w:r>
+        <w:t xml:space="preserve">tests d'intrusion web, évaluation de vulnérabilités, OWASP, détection XSS (DAST)</w:t>
       </w:r>
     </w:p>
     <w:p>
@@ -881,10 +766,10 @@
           <w:b/>
           <w:bCs/>
         </w:rPr>
-        <w:t xml:space="preserve">Systèmes et réseaux : </w:t>
-      </w:r>
-      <w:r>
-        <w:t xml:space="preserve">Linux, sécurité réseau, durcissement des systèmes</w:t>
+        <w:t xml:space="preserve">Outils de sécurité : </w:t>
+      </w:r>
+      <w:r>
+        <w:t xml:space="preserve">Burp Suite, sqlmap, Wireshark, XSStrike, DalFox, Playwright</w:t>
       </w:r>
     </w:p>
     <w:p>
@@ -901,10 +786,10 @@
           <w:b/>
           <w:bCs/>
         </w:rPr>
-        <w:t xml:space="preserve">Déploiement et supervision : </w:t>
-      </w:r>
-      <w:r>
-        <w:t xml:space="preserve">Docker, Kubernetes, Git/GitHub, Prometheus, Grafana</w:t>
+        <w:t xml:space="preserve">Systèmes et réseaux : </w:t>
+      </w:r>
+      <w:r>
+        <w:t xml:space="preserve">Linux, sécurité réseau, durcissement des systèmes</w:t>
       </w:r>
     </w:p>
     <w:p>
@@ -921,10 +806,30 @@
           <w:b/>
           <w:bCs/>
         </w:rPr>
+        <w:t xml:space="preserve">Déploiement et supervision : </w:t>
+      </w:r>
+      <w:r>
+        <w:t xml:space="preserve">Docker, Kubernetes, Git/GitHub, Prometheus, Grafana</w:t>
+      </w:r>
+    </w:p>
+    <w:p>
+      <w:pPr>
+        <w:pStyle w:val="ListParagraph"/>
+        <w:numPr>
+          <w:ilvl w:val="0"/>
+          <w:numId w:val="2"/>
+        </w:numPr>
+        <w:spacing w:after="0" w:before="20"/>
+      </w:pPr>
+      <w:r>
+        <w:rPr>
+          <w:b/>
+          <w:bCs/>
+        </w:rPr>
         <w:t xml:space="preserve">Développement : </w:t>
       </w:r>
       <w:r>
-        <w:t xml:space="preserve">Python (FastAPI, Django), JavaScript (React, Node.js), Java, C++</w:t>
+        <w:t xml:space="preserve">Python (FastAPI, Django), JavaScript (React, Node.js)</w:t>
       </w:r>
     </w:p>
     <w:p>
@@ -1125,11 +1030,8 @@
       <w:lvlText w:val="•"/>
       <w:lvlJc w:val="left"/>
       <w:pPr>
-        <w:ind w:left="200" w:hanging="160"/>
-      </w:pPr>
-      <w:rPr>
-        <w:color w:val="000000"/>
-      </w:rPr>
+        <w:ind w:left="240" w:hanging="200"/>
+      </w:pPr>
     </w:lvl>
   </w:abstractNum>
   <w:num w:numId="1">

--- a/assets/cv/CV.docx
+++ b/assets/cv/CV.docx
@@ -62,7 +62,7 @@
         </w:rPr>
         <w:t xml:space="preserve">   ·   </w:t>
       </w:r>
-      <w:hyperlink w:history="1" r:id="rId4tk-qxvsdshlnjjjnrg9h">
+      <w:hyperlink w:history="1" r:id="rIdyqlozsw5lwapisb2g-ry5">
         <w:r>
           <w:rPr>
             <w:color w:val="000000"/>
@@ -84,7 +84,7 @@
         </w:rPr>
         <w:t xml:space="preserve">Portfolio : </w:t>
       </w:r>
-      <w:hyperlink w:history="1" r:id="rIdylh7kx-bdvpula5wo5ox4">
+      <w:hyperlink w:history="1" r:id="rIdygdyo8gheyx3nbgujvp4k">
         <w:r>
           <w:rPr>
             <w:color w:val="000000"/>
@@ -108,7 +108,7 @@
         </w:rPr>
         <w:t xml:space="preserve">GitHub : </w:t>
       </w:r>
-      <w:hyperlink w:history="1" r:id="rIdj8ogfq0vb0rq1_1-tgfei">
+      <w:hyperlink w:history="1" r:id="rId8utemahatlh8rjburjzfm">
         <w:r>
           <w:rPr>
             <w:color w:val="000000"/>
@@ -132,7 +132,7 @@
         </w:rPr>
         <w:t xml:space="preserve">LinkedIn : </w:t>
       </w:r>
-      <w:hyperlink w:history="1" r:id="rId12waskvslau2h3ewvzcng">
+      <w:hyperlink w:history="1" r:id="rIds9em3umsi4pmwdyf7krt1">
         <w:r>
           <w:rPr>
             <w:color w:val="000000"/>
@@ -518,7 +518,7 @@
         </w:tabs>
         <w:spacing w:after="20" w:before="0"/>
       </w:pPr>
-      <w:hyperlink w:history="1" r:id="rIdw7gzwrxc4dgqtlvq2r7pk">
+      <w:hyperlink w:history="1" r:id="rIdynujld314b_5479glq-rl">
         <w:r>
           <w:rPr>
             <w:b/>
@@ -561,7 +561,7 @@
         </w:tabs>
         <w:spacing w:after="20" w:before="50"/>
       </w:pPr>
-      <w:hyperlink w:history="1" r:id="rIdfuwclhsn_l8jg-sext5vu">
+      <w:hyperlink w:history="1" r:id="rIdkfc8x7lzyzgvifi6lm47k">
         <w:r>
           <w:rPr>
             <w:b/>
@@ -593,7 +593,7 @@
         </w:tabs>
         <w:spacing w:after="20" w:before="50"/>
       </w:pPr>
-      <w:hyperlink w:history="1" r:id="rIdpkrxyu99tqzekqslvo336">
+      <w:hyperlink w:history="1" r:id="rId3eeo7g_ypcgdgp1xkzhev">
         <w:r>
           <w:rPr>
             <w:b/>
@@ -625,7 +625,7 @@
         </w:tabs>
         <w:spacing w:after="20" w:before="50"/>
       </w:pPr>
-      <w:hyperlink w:history="1" r:id="rIdckvuscvbvko91--_dbszj">
+      <w:hyperlink w:history="1" r:id="rId3tvo3ani631daxz3yh3ma">
         <w:r>
           <w:rPr>
             <w:b/>
@@ -676,7 +676,7 @@
         </w:tabs>
         <w:spacing w:after="20" w:before="0"/>
       </w:pPr>
-      <w:hyperlink w:history="1" r:id="rIdrmi0dfd01l2r_wkxewzcg">
+      <w:hyperlink w:history="1" r:id="rIdi-6kyw3iqa9w16elwbc9u">
         <w:r>
           <w:rPr>
             <w:b/>
@@ -770,6 +770,26 @@
       </w:r>
       <w:r>
         <w:t xml:space="preserve">Burp Suite, sqlmap, Wireshark, XSStrike, DalFox, Playwright</w:t>
+      </w:r>
+    </w:p>
+    <w:p>
+      <w:pPr>
+        <w:pStyle w:val="ListParagraph"/>
+        <w:numPr>
+          <w:ilvl w:val="0"/>
+          <w:numId w:val="2"/>
+        </w:numPr>
+        <w:spacing w:after="0" w:before="20"/>
+      </w:pPr>
+      <w:r>
+        <w:rPr>
+          <w:b/>
+          <w:bCs/>
+        </w:rPr>
+        <w:t xml:space="preserve">Entraînement : </w:t>
+      </w:r>
+      <w:r>
+        <w:t xml:space="preserve">PortSwigger Web Security Academy (en cours)</w:t>
       </w:r>
     </w:p>
     <w:p>

--- a/assets/cv/CV.docx
+++ b/assets/cv/CV.docx
@@ -62,7 +62,7 @@
         </w:rPr>
         <w:t xml:space="preserve">   ·   </w:t>
       </w:r>
-      <w:hyperlink w:history="1" r:id="rIdyqlozsw5lwapisb2g-ry5">
+      <w:hyperlink w:history="1" r:id="rIdtxegkwyygfwtbus-tl3m2">
         <w:r>
           <w:rPr>
             <w:color w:val="000000"/>
@@ -84,7 +84,7 @@
         </w:rPr>
         <w:t xml:space="preserve">Portfolio : </w:t>
       </w:r>
-      <w:hyperlink w:history="1" r:id="rIdygdyo8gheyx3nbgujvp4k">
+      <w:hyperlink w:history="1" r:id="rId4mzmxpxzxjdzdpyn2xv_x">
         <w:r>
           <w:rPr>
             <w:color w:val="000000"/>
@@ -108,7 +108,7 @@
         </w:rPr>
         <w:t xml:space="preserve">GitHub : </w:t>
       </w:r>
-      <w:hyperlink w:history="1" r:id="rId8utemahatlh8rjburjzfm">
+      <w:hyperlink w:history="1" r:id="rIdxdojv-fjyvvechhnx2wr1">
         <w:r>
           <w:rPr>
             <w:color w:val="000000"/>
@@ -132,7 +132,7 @@
         </w:rPr>
         <w:t xml:space="preserve">LinkedIn : </w:t>
       </w:r>
-      <w:hyperlink w:history="1" r:id="rIds9em3umsi4pmwdyf7krt1">
+      <w:hyperlink w:history="1" r:id="rId3c9gvsdxx5k-iovwlvrll">
         <w:r>
           <w:rPr>
             <w:color w:val="000000"/>
@@ -518,7 +518,7 @@
         </w:tabs>
         <w:spacing w:after="20" w:before="0"/>
       </w:pPr>
-      <w:hyperlink w:history="1" r:id="rIdynujld314b_5479glq-rl">
+      <w:hyperlink w:history="1" r:id="rIdc0usd5t_5tfymx3jldx6f">
         <w:r>
           <w:rPr>
             <w:b/>
@@ -561,7 +561,7 @@
         </w:tabs>
         <w:spacing w:after="20" w:before="50"/>
       </w:pPr>
-      <w:hyperlink w:history="1" r:id="rIdkfc8x7lzyzgvifi6lm47k">
+      <w:hyperlink w:history="1" r:id="rIdfiloeyvfektpnzb6w8rgg">
         <w:r>
           <w:rPr>
             <w:b/>
@@ -593,7 +593,7 @@
         </w:tabs>
         <w:spacing w:after="20" w:before="50"/>
       </w:pPr>
-      <w:hyperlink w:history="1" r:id="rId3eeo7g_ypcgdgp1xkzhev">
+      <w:hyperlink w:history="1" r:id="rIdz_pmf9vmhnznetljbqvpu">
         <w:r>
           <w:rPr>
             <w:b/>
@@ -625,7 +625,7 @@
         </w:tabs>
         <w:spacing w:after="20" w:before="50"/>
       </w:pPr>
-      <w:hyperlink w:history="1" r:id="rId3tvo3ani631daxz3yh3ma">
+      <w:hyperlink w:history="1" r:id="rIddkdraq5e2xf5rkldvqj7a">
         <w:r>
           <w:rPr>
             <w:b/>
@@ -676,7 +676,7 @@
         </w:tabs>
         <w:spacing w:after="20" w:before="0"/>
       </w:pPr>
-      <w:hyperlink w:history="1" r:id="rIdi-6kyw3iqa9w16elwbc9u">
+      <w:hyperlink w:history="1" r:id="rIdvvx-wv1otv9ttauni5yh0">
         <w:r>
           <w:rPr>
             <w:b/>

--- a/assets/cv/CV.docx
+++ b/assets/cv/CV.docx
@@ -62,7 +62,7 @@
         </w:rPr>
         <w:t xml:space="preserve">   ·   </w:t>
       </w:r>
-      <w:hyperlink w:history="1" r:id="rIdtxegkwyygfwtbus-tl3m2">
+      <w:hyperlink w:history="1" r:id="rIdgdoygq4udzkgpugxq-5hb">
         <w:r>
           <w:rPr>
             <w:color w:val="000000"/>
@@ -84,7 +84,7 @@
         </w:rPr>
         <w:t xml:space="preserve">Portfolio : </w:t>
       </w:r>
-      <w:hyperlink w:history="1" r:id="rId4mzmxpxzxjdzdpyn2xv_x">
+      <w:hyperlink w:history="1" r:id="rIddd4lnxhsqo9cqbihrggyf">
         <w:r>
           <w:rPr>
             <w:color w:val="000000"/>
@@ -108,7 +108,7 @@
         </w:rPr>
         <w:t xml:space="preserve">GitHub : </w:t>
       </w:r>
-      <w:hyperlink w:history="1" r:id="rIdxdojv-fjyvvechhnx2wr1">
+      <w:hyperlink w:history="1" r:id="rId0zgrlbxfzjddnw7tybaiz">
         <w:r>
           <w:rPr>
             <w:color w:val="000000"/>
@@ -132,7 +132,7 @@
         </w:rPr>
         <w:t xml:space="preserve">LinkedIn : </w:t>
       </w:r>
-      <w:hyperlink w:history="1" r:id="rId3c9gvsdxx5k-iovwlvrll">
+      <w:hyperlink w:history="1" r:id="rIdk8e5djb8n_pdljglut1sf">
         <w:r>
           <w:rPr>
             <w:color w:val="000000"/>
@@ -149,7 +149,7 @@
         <w:pBdr>
           <w:bottom w:val="single" w:color="B5B5B5" w:sz="8" w:space="2"/>
         </w:pBdr>
-        <w:spacing w:after="80" w:before="240"/>
+        <w:spacing w:after="70" w:before="170"/>
       </w:pPr>
       <w:r>
         <w:rPr>
@@ -164,7 +164,7 @@
     </w:p>
     <w:p>
       <w:r>
-        <w:t xml:space="preserve">Élève ingénieur en 5ᵉ année de cybersécurité à l'EMSI Rabat. J'ai conçu un pipeline automatisé de détection des vulnérabilités XSS (DAST), déployé une application sur Kubernetes dans le cloud et mis en place une supervision Prometheus/Grafana. Je recherche un stage de fin d'études (PFE) en 2027 en sécurité applicative, tests d'intrusion ou DevSecOps.</w:t>
+        <w:t xml:space="preserve">Élève ingénieur en 5ᵉ année de cybersécurité à l'EMSI Rabat, orienté tests d'intrusion et sécurité web. Pratique de l'évaluation de vulnérabilités, des outils offensifs (Burp Suite, Metasploit, Nmap), de l'automatisation des tests (DAST) et du déploiement DevSecOps. Recherche un stage de fin d'études (PFE) en 2027 en tests d'intrusion, sécurité applicative ou DevSecOps.</w:t>
       </w:r>
     </w:p>
     <w:p>
@@ -173,7 +173,7 @@
         <w:pBdr>
           <w:bottom w:val="single" w:color="B5B5B5" w:sz="8" w:space="2"/>
         </w:pBdr>
-        <w:spacing w:after="80" w:before="240"/>
+        <w:spacing w:after="70" w:before="170"/>
       </w:pPr>
       <w:r>
         <w:rPr>
@@ -218,10 +218,39 @@
     <w:p>
       <w:pPr>
         <w:keepNext/>
+        <w:tabs>
+          <w:tab w:val="right" w:pos="10206"/>
+        </w:tabs>
+        <w:spacing w:after="20" w:before="100"/>
+      </w:pPr>
+      <w:r>
+        <w:rPr>
+          <w:b/>
+          <w:bCs/>
+        </w:rPr>
+        <w:t xml:space="preserve">Baccalauréat Sciences physiques et chimiques</w:t>
+      </w:r>
+      <w:r>
+        <w:t xml:space="preserve"> · Lycée Al-Ghazali, Témara</w:t>
+      </w:r>
+      <w:r>
+        <w:t xml:space="preserve">	</w:t>
+      </w:r>
+      <w:r>
+        <w:rPr>
+          <w:sz w:val="19"/>
+          <w:szCs w:val="19"/>
+        </w:rPr>
+        <w:t xml:space="preserve">2022</w:t>
+      </w:r>
+    </w:p>
+    <w:p>
+      <w:pPr>
+        <w:keepNext/>
         <w:pBdr>
           <w:bottom w:val="single" w:color="B5B5B5" w:sz="8" w:space="2"/>
         </w:pBdr>
-        <w:spacing w:after="80" w:before="240"/>
+        <w:spacing w:after="70" w:before="170"/>
       </w:pPr>
       <w:r>
         <w:rPr>
@@ -286,17 +315,7 @@
         <w:spacing w:after="0" w:before="20"/>
       </w:pPr>
       <w:r>
-        <w:t xml:space="preserve">Orchestré un crawler Playwright (URL, formulaires, </w:t>
-      </w:r>
-      <w:r>
-        <w:rPr>
-          <w:i/>
-          <w:iCs/>
-        </w:rPr>
-        <w:t xml:space="preserve">sinks</w:t>
-      </w:r>
-      <w:r>
-        <w:t xml:space="preserve"> DOM-XSS) et XSStrike/DalFox en conteneurs Docker isolés.</w:t>
+        <w:t xml:space="preserve">Orchestré un crawler Playwright et les scanners XSStrike/DalFox dans des conteneurs Docker isolés.</w:t>
       </w:r>
     </w:p>
     <w:p>
@@ -309,7 +328,57 @@
         <w:spacing w:after="0" w:before="20"/>
       </w:pPr>
       <w:r>
-        <w:t xml:space="preserve">Normalisé et dédupliqué les résultats des deux scanners ; généré automatiquement des rapports HTML et PDF.</w:t>
+        <w:t xml:space="preserve">Validé l'outil sur une cible autorisée (OWASP Juice Shop) ; rapports HTML et PDF générés automatiquement.</w:t>
+      </w:r>
+    </w:p>
+    <w:p>
+      <w:pPr>
+        <w:spacing w:after="0" w:before="30"/>
+      </w:pPr>
+      <w:r>
+        <w:rPr>
+          <w:b/>
+          <w:bCs/>
+          <w:sz w:val="19"/>
+          <w:szCs w:val="19"/>
+        </w:rPr>
+        <w:t xml:space="preserve">Environnement : </w:t>
+      </w:r>
+      <w:r>
+        <w:rPr>
+          <w:sz w:val="19"/>
+          <w:szCs w:val="19"/>
+        </w:rPr>
+        <w:t xml:space="preserve">Python, FastAPI, Playwright, XSStrike, DalFox, Docker, Jinja2, ReportLab</w:t>
+      </w:r>
+    </w:p>
+    <w:p>
+      <w:pPr>
+        <w:keepNext/>
+        <w:tabs>
+          <w:tab w:val="right" w:pos="10206"/>
+        </w:tabs>
+        <w:spacing w:after="20" w:before="100"/>
+      </w:pPr>
+      <w:r>
+        <w:rPr>
+          <w:b/>
+          <w:bCs/>
+        </w:rPr>
+        <w:t xml:space="preserve">YZY Digital Technologies</w:t>
+      </w:r>
+      <w:r>
+        <w:t xml:space="preserve"> — Stage d'été : déploiement cloud et DevSecOps</w:t>
+      </w:r>
+      <w:r>
+        <w:t xml:space="preserve">	</w:t>
+      </w:r>
+      <w:r>
+        <w:rPr>
+          <w:sz w:val="19"/>
+          <w:szCs w:val="19"/>
+        </w:rPr>
+        <w:t xml:space="preserve">Juillet – septembre 2025</w:t>
       </w:r>
     </w:p>
     <w:p>
@@ -322,57 +391,7 @@
         <w:spacing w:after="0" w:before="20"/>
       </w:pPr>
       <w:r>
-        <w:t xml:space="preserve">Validé l'outil sur une cible autorisée (OWASP Juice Shop en local).</w:t>
-      </w:r>
-    </w:p>
-    <w:p>
-      <w:pPr>
-        <w:spacing w:after="0" w:before="30"/>
-      </w:pPr>
-      <w:r>
-        <w:rPr>
-          <w:b/>
-          <w:bCs/>
-          <w:sz w:val="19"/>
-          <w:szCs w:val="19"/>
-        </w:rPr>
-        <w:t xml:space="preserve">Environnement : </w:t>
-      </w:r>
-      <w:r>
-        <w:rPr>
-          <w:sz w:val="19"/>
-          <w:szCs w:val="19"/>
-        </w:rPr>
-        <w:t xml:space="preserve">Python, FastAPI, Playwright, XSStrike, DalFox, Docker, Jinja2, ReportLab</w:t>
-      </w:r>
-    </w:p>
-    <w:p>
-      <w:pPr>
-        <w:keepNext/>
-        <w:tabs>
-          <w:tab w:val="right" w:pos="10206"/>
-        </w:tabs>
-        <w:spacing w:after="20" w:before="100"/>
-      </w:pPr>
-      <w:r>
-        <w:rPr>
-          <w:b/>
-          <w:bCs/>
-        </w:rPr>
-        <w:t xml:space="preserve">YZY Digital Technologies</w:t>
-      </w:r>
-      <w:r>
-        <w:t xml:space="preserve"> — Stage d'été : déploiement cloud et DevSecOps</w:t>
-      </w:r>
-      <w:r>
-        <w:t xml:space="preserve">	</w:t>
-      </w:r>
-      <w:r>
-        <w:rPr>
-          <w:sz w:val="19"/>
-          <w:szCs w:val="19"/>
-        </w:rPr>
-        <w:t xml:space="preserve">Juillet – septembre 2025</w:t>
+        <w:t xml:space="preserve">Conteneurisé une application avec Docker en vue de son déploiement sur AWS.</w:t>
       </w:r>
     </w:p>
     <w:p>
@@ -385,7 +404,28 @@
         <w:spacing w:after="0" w:before="20"/>
       </w:pPr>
       <w:r>
-        <w:t xml:space="preserve">Conteneurisé une application avec Docker et réalisé son déploiement sur Kubernetes dans le cloud.</w:t>
+        <w:t xml:space="preserve">Déployé l'application sur Kubernetes avec AWS Fargate (serverless), selon les pratiques DevSecOps.</w:t>
+      </w:r>
+    </w:p>
+    <w:p>
+      <w:pPr>
+        <w:spacing w:after="0" w:before="30"/>
+      </w:pPr>
+      <w:r>
+        <w:rPr>
+          <w:b/>
+          <w:bCs/>
+          <w:sz w:val="19"/>
+          <w:szCs w:val="19"/>
+        </w:rPr>
+        <w:t xml:space="preserve">Environnement : </w:t>
+      </w:r>
+      <w:r>
+        <w:rPr>
+          <w:sz w:val="19"/>
+          <w:szCs w:val="19"/>
+        </w:rPr>
+        <w:t xml:space="preserve">Docker, Kubernetes, AWS Fargate</w:t>
       </w:r>
     </w:p>
     <w:p>
@@ -394,7 +434,7 @@
         <w:pBdr>
           <w:bottom w:val="single" w:color="B5B5B5" w:sz="8" w:space="2"/>
         </w:pBdr>
-        <w:spacing w:after="80" w:before="240"/>
+        <w:spacing w:after="70" w:before="170"/>
       </w:pPr>
       <w:r>
         <w:rPr>
@@ -446,7 +486,7 @@
         <w:spacing w:after="0" w:before="20"/>
       </w:pPr>
       <w:r>
-        <w:t xml:space="preserve">Mis en place une supervision Node Exporter, Prometheus et Grafana (mémoire, trafic réseau, espace disque) dans une approche de sécurité défensive.</w:t>
+        <w:t xml:space="preserve">Mis en place une supervision Node Exporter, Prometheus et Grafana (mémoire, réseau, disque), approche défensive.</w:t>
       </w:r>
     </w:p>
     <w:p>
@@ -497,7 +537,7 @@
         <w:pBdr>
           <w:bottom w:val="single" w:color="B5B5B5" w:sz="8" w:space="2"/>
         </w:pBdr>
-        <w:spacing w:after="80" w:before="240"/>
+        <w:spacing w:after="70" w:before="170"/>
       </w:pPr>
       <w:r>
         <w:rPr>
@@ -518,7 +558,7 @@
         </w:tabs>
         <w:spacing w:after="20" w:before="0"/>
       </w:pPr>
-      <w:hyperlink w:history="1" r:id="rIdc0usd5t_5tfymx3jldx6f">
+      <w:hyperlink w:history="1" r:id="rIdthnz9fulng82qiqqpqy5p">
         <w:r>
           <w:rPr>
             <w:b/>
@@ -561,7 +601,36 @@
         </w:tabs>
         <w:spacing w:after="20" w:before="50"/>
       </w:pPr>
-      <w:hyperlink w:history="1" r:id="rIdfiloeyvfektpnzb6w8rgg">
+      <w:r>
+        <w:rPr>
+          <w:b/>
+          <w:bCs/>
+        </w:rPr>
+        <w:t xml:space="preserve">Ethical Hacker</w:t>
+      </w:r>
+      <w:r>
+        <w:t xml:space="preserve"> — Cisco Networking Academy · formation</w:t>
+      </w:r>
+      <w:r>
+        <w:t xml:space="preserve">	</w:t>
+      </w:r>
+      <w:r>
+        <w:rPr>
+          <w:sz w:val="19"/>
+          <w:szCs w:val="19"/>
+        </w:rPr>
+        <w:t xml:space="preserve">En cours</w:t>
+      </w:r>
+    </w:p>
+    <w:p>
+      <w:pPr>
+        <w:keepNext/>
+        <w:tabs>
+          <w:tab w:val="right" w:pos="10206"/>
+        </w:tabs>
+        <w:spacing w:after="20" w:before="50"/>
+      </w:pPr>
+      <w:hyperlink w:history="1" r:id="rIdn0ug1mzwwq06lux7icjfa">
         <w:r>
           <w:rPr>
             <w:b/>
@@ -593,7 +662,7 @@
         </w:tabs>
         <w:spacing w:after="20" w:before="50"/>
       </w:pPr>
-      <w:hyperlink w:history="1" r:id="rIdz_pmf9vmhnznetljbqvpu">
+      <w:hyperlink w:history="1" r:id="rIdosr5tomiccanpy4h-g5nv">
         <w:r>
           <w:rPr>
             <w:b/>
@@ -625,7 +694,7 @@
         </w:tabs>
         <w:spacing w:after="20" w:before="50"/>
       </w:pPr>
-      <w:hyperlink w:history="1" r:id="rIddkdraq5e2xf5rkldvqj7a">
+      <w:hyperlink w:history="1" r:id="rIdlrc78nmqjm1imjuoedjck">
         <w:r>
           <w:rPr>
             <w:b/>
@@ -655,7 +724,7 @@
         <w:pBdr>
           <w:bottom w:val="single" w:color="B5B5B5" w:sz="8" w:space="2"/>
         </w:pBdr>
-        <w:spacing w:after="80" w:before="240"/>
+        <w:spacing w:after="70" w:before="170"/>
       </w:pPr>
       <w:r>
         <w:rPr>
@@ -676,7 +745,7 @@
         </w:tabs>
         <w:spacing w:after="20" w:before="0"/>
       </w:pPr>
-      <w:hyperlink w:history="1" r:id="rIdvvx-wv1otv9ttauni5yh0">
+      <w:hyperlink w:history="1" r:id="rIdhty9bbhiak0rvoqrrjzfv">
         <w:r>
           <w:rPr>
             <w:b/>
@@ -719,7 +788,7 @@
         <w:pBdr>
           <w:bottom w:val="single" w:color="B5B5B5" w:sz="8" w:space="2"/>
         </w:pBdr>
-        <w:spacing w:after="80" w:before="240"/>
+        <w:spacing w:after="70" w:before="170"/>
       </w:pPr>
       <w:r>
         <w:rPr>
@@ -766,10 +835,10 @@
           <w:b/>
           <w:bCs/>
         </w:rPr>
-        <w:t xml:space="preserve">Outils de sécurité : </w:t>
-      </w:r>
-      <w:r>
-        <w:t xml:space="preserve">Burp Suite, sqlmap, Wireshark, XSStrike, DalFox, Playwright</w:t>
+        <w:t xml:space="preserve">Tests d'intrusion : </w:t>
+      </w:r>
+      <w:r>
+        <w:t xml:space="preserve">Burp Suite, OWASP ZAP, Metasploit, sqlmap, Nmap, Nikto, Gobuster/ffuf, Hydra, John/Hashcat</w:t>
       </w:r>
     </w:p>
     <w:p>
@@ -786,10 +855,10 @@
           <w:b/>
           <w:bCs/>
         </w:rPr>
-        <w:t xml:space="preserve">Entraînement : </w:t>
-      </w:r>
-      <w:r>
-        <w:t xml:space="preserve">PortSwigger Web Security Academy (en cours)</w:t>
+        <w:t xml:space="preserve">Analyse et automatisation : </w:t>
+      </w:r>
+      <w:r>
+        <w:t xml:space="preserve">Wireshark, XSStrike, DalFox, Playwright</w:t>
       </w:r>
     </w:p>
     <w:p>
@@ -806,10 +875,10 @@
           <w:b/>
           <w:bCs/>
         </w:rPr>
-        <w:t xml:space="preserve">Systèmes et réseaux : </w:t>
-      </w:r>
-      <w:r>
-        <w:t xml:space="preserve">Linux, sécurité réseau, durcissement des systèmes</w:t>
+        <w:t xml:space="preserve">Entraînement : </w:t>
+      </w:r>
+      <w:r>
+        <w:t xml:space="preserve">PortSwigger Web Security Academy (en cours)</w:t>
       </w:r>
     </w:p>
     <w:p>
@@ -826,10 +895,30 @@
           <w:b/>
           <w:bCs/>
         </w:rPr>
-        <w:t xml:space="preserve">Déploiement et supervision : </w:t>
-      </w:r>
-      <w:r>
-        <w:t xml:space="preserve">Docker, Kubernetes, Git/GitHub, Prometheus, Grafana</w:t>
+        <w:t xml:space="preserve">Systèmes et supervision : </w:t>
+      </w:r>
+      <w:r>
+        <w:t xml:space="preserve">Kali Linux, Linux, Prometheus, Grafana, sécurité réseau, durcissement des systèmes</w:t>
+      </w:r>
+    </w:p>
+    <w:p>
+      <w:pPr>
+        <w:pStyle w:val="ListParagraph"/>
+        <w:numPr>
+          <w:ilvl w:val="0"/>
+          <w:numId w:val="2"/>
+        </w:numPr>
+        <w:spacing w:after="0" w:before="20"/>
+      </w:pPr>
+      <w:r>
+        <w:rPr>
+          <w:b/>
+          <w:bCs/>
+        </w:rPr>
+        <w:t xml:space="preserve">Cloud et DevSecOps : </w:t>
+      </w:r>
+      <w:r>
+        <w:t xml:space="preserve">Docker, Kubernetes, AWS Fargate, GitHub Actions/GitLab CI, SonarQube, Git</w:t>
       </w:r>
     </w:p>
     <w:p>

--- a/assets/cv/CV.docx
+++ b/assets/cv/CV.docx
@@ -62,7 +62,7 @@
         </w:rPr>
         <w:t xml:space="preserve">   ·   </w:t>
       </w:r>
-      <w:hyperlink w:history="1" r:id="rIdgdoygq4udzkgpugxq-5hb">
+      <w:hyperlink w:history="1" r:id="rIdn-9rslmyfika1vgagbgat">
         <w:r>
           <w:rPr>
             <w:color w:val="000000"/>
@@ -84,7 +84,7 @@
         </w:rPr>
         <w:t xml:space="preserve">Portfolio : </w:t>
       </w:r>
-      <w:hyperlink w:history="1" r:id="rIddd4lnxhsqo9cqbihrggyf">
+      <w:hyperlink w:history="1" r:id="rIdi-jhru7zrzvpicwppufuu">
         <w:r>
           <w:rPr>
             <w:color w:val="000000"/>
@@ -108,7 +108,7 @@
         </w:rPr>
         <w:t xml:space="preserve">GitHub : </w:t>
       </w:r>
-      <w:hyperlink w:history="1" r:id="rId0zgrlbxfzjddnw7tybaiz">
+      <w:hyperlink w:history="1" r:id="rIdfazbddq9y_89051vj1j44">
         <w:r>
           <w:rPr>
             <w:color w:val="000000"/>
@@ -132,7 +132,7 @@
         </w:rPr>
         <w:t xml:space="preserve">LinkedIn : </w:t>
       </w:r>
-      <w:hyperlink w:history="1" r:id="rIdk8e5djb8n_pdljglut1sf">
+      <w:hyperlink w:history="1" r:id="rIdgul1595wmc77lma1zw7ku">
         <w:r>
           <w:rPr>
             <w:color w:val="000000"/>
@@ -558,7 +558,7 @@
         </w:tabs>
         <w:spacing w:after="20" w:before="0"/>
       </w:pPr>
-      <w:hyperlink w:history="1" r:id="rIdthnz9fulng82qiqqpqy5p">
+      <w:hyperlink w:history="1" r:id="rIdnamutuygdsvgi76iszgjb">
         <w:r>
           <w:rPr>
             <w:b/>
@@ -599,17 +599,20 @@
         <w:tabs>
           <w:tab w:val="right" w:pos="10206"/>
         </w:tabs>
-        <w:spacing w:after="20" w:before="50"/>
-      </w:pPr>
-      <w:r>
-        <w:rPr>
-          <w:b/>
-          <w:bCs/>
-        </w:rPr>
-        <w:t xml:space="preserve">Ethical Hacker</w:t>
-      </w:r>
-      <w:r>
-        <w:t xml:space="preserve"> — Cisco Networking Academy · formation</w:t>
+        <w:spacing w:after="20" w:before="30"/>
+      </w:pPr>
+      <w:hyperlink w:history="1" r:id="rIdz66p2blucy7hlggo2h-2g">
+        <w:r>
+          <w:rPr>
+            <w:b/>
+            <w:bCs/>
+            <w:color w:val="000000"/>
+          </w:rPr>
+          <w:t xml:space="preserve">Foundations of Cybersecurity</w:t>
+        </w:r>
+      </w:hyperlink>
+      <w:r>
+        <w:t xml:space="preserve"> — Google · certificat de cours en ligne (Coursera)</w:t>
       </w:r>
       <w:r>
         <w:t xml:space="preserve">	</w:t>
@@ -619,7 +622,7 @@
           <w:sz w:val="19"/>
           <w:szCs w:val="19"/>
         </w:rPr>
-        <w:t xml:space="preserve">En cours</w:t>
+        <w:t xml:space="preserve">Octobre 2026</w:t>
       </w:r>
     </w:p>
     <w:p>
@@ -628,9 +631,38 @@
         <w:tabs>
           <w:tab w:val="right" w:pos="10206"/>
         </w:tabs>
-        <w:spacing w:after="20" w:before="50"/>
-      </w:pPr>
-      <w:hyperlink w:history="1" r:id="rIdn0ug1mzwwq06lux7icjfa">
+        <w:spacing w:after="20" w:before="30"/>
+      </w:pPr>
+      <w:r>
+        <w:rPr>
+          <w:b/>
+          <w:bCs/>
+        </w:rPr>
+        <w:t xml:space="preserve">Ethical Hacker</w:t>
+      </w:r>
+      <w:r>
+        <w:t xml:space="preserve"> — Cisco Networking Academy · formation</w:t>
+      </w:r>
+      <w:r>
+        <w:t xml:space="preserve">	</w:t>
+      </w:r>
+      <w:r>
+        <w:rPr>
+          <w:sz w:val="19"/>
+          <w:szCs w:val="19"/>
+        </w:rPr>
+        <w:t xml:space="preserve">En cours</w:t>
+      </w:r>
+    </w:p>
+    <w:p>
+      <w:pPr>
+        <w:keepNext/>
+        <w:tabs>
+          <w:tab w:val="right" w:pos="10206"/>
+        </w:tabs>
+        <w:spacing w:after="20" w:before="30"/>
+      </w:pPr>
+      <w:hyperlink w:history="1" r:id="rId7-2hqzhbusxegc_ur3ms2">
         <w:r>
           <w:rPr>
             <w:b/>
@@ -660,9 +692,9 @@
         <w:tabs>
           <w:tab w:val="right" w:pos="10206"/>
         </w:tabs>
-        <w:spacing w:after="20" w:before="50"/>
-      </w:pPr>
-      <w:hyperlink w:history="1" r:id="rIdosr5tomiccanpy4h-g5nv">
+        <w:spacing w:after="20" w:before="30"/>
+      </w:pPr>
+      <w:hyperlink w:history="1" r:id="rIdmzgphfsnuproc_le2yim1">
         <w:r>
           <w:rPr>
             <w:b/>
@@ -692,9 +724,9 @@
         <w:tabs>
           <w:tab w:val="right" w:pos="10206"/>
         </w:tabs>
-        <w:spacing w:after="20" w:before="50"/>
-      </w:pPr>
-      <w:hyperlink w:history="1" r:id="rIdlrc78nmqjm1imjuoedjck">
+        <w:spacing w:after="20" w:before="30"/>
+      </w:pPr>
+      <w:hyperlink w:history="1" r:id="rIdbxlnhy5wzgow2e9by79tn">
         <w:r>
           <w:rPr>
             <w:b/>
@@ -745,7 +777,7 @@
         </w:tabs>
         <w:spacing w:after="20" w:before="0"/>
       </w:pPr>
-      <w:hyperlink w:history="1" r:id="rIdhty9bbhiak0rvoqrrjzfv">
+      <w:hyperlink w:history="1" r:id="rIdysz-bppts0ycg1ws5j_he">
         <w:r>
           <w:rPr>
             <w:b/>
@@ -963,7 +995,7 @@
     </w:p>
     <w:sectPr>
       <w:pgSz w:w="11906" w:h="16838" w:orient="portrait"/>
-      <w:pgMar w:top="737" w:right="850" w:bottom="624" w:left="850" w:header="0" w:footer="0" w:gutter="0"/>
+      <w:pgMar w:top="680" w:right="850" w:bottom="624" w:left="850" w:header="0" w:footer="0" w:gutter="0"/>
       <w:pgNumType/>
       <w:docGrid w:linePitch="360"/>
     </w:sectPr>
@@ -1172,7 +1204,7 @@
     </w:rPrDefault>
     <w:pPrDefault>
       <w:pPr>
-        <w:spacing w:after="0" w:line="252"/>
+        <w:spacing w:after="0" w:line="246"/>
       </w:pPr>
     </w:pPrDefault>
   </w:docDefaults>

--- a/assets/cv/CV.docx
+++ b/assets/cv/CV.docx
@@ -15,6 +15,54 @@
         </w:rPr>
         <w:t xml:space="preserve">Walid Benhachimi</w:t>
       </w:r>
+      <w:r>
+        <w:drawing>
+          <wp:anchor distT="0" distB="0" distL="0" distR="0" simplePos="0" allowOverlap="1" behindDoc="0" locked="0" layoutInCell="1" relativeHeight="695325">
+            <wp:simplePos x="0" y="0"/>
+            <wp:positionH relativeFrom="page">
+              <wp:posOffset>6444000</wp:posOffset>
+            </wp:positionH>
+            <wp:positionV relativeFrom="page">
+              <wp:posOffset>9669600</wp:posOffset>
+            </wp:positionV>
+            <wp:extent cx="609600" cy="695325"/>
+            <wp:effectExtent t="0" r="0" b="0" l="0"/>
+            <wp:wrapNone/>
+            <wp:docPr id="1" name="" descr="" title=""/>
+            <wp:cNvGraphicFramePr>
+              <a:graphicFrameLocks xmlns:a="http://schemas.openxmlformats.org/drawingml/2006/main" noChangeAspect="1"/>
+            </wp:cNvGraphicFramePr>
+            <a:graphic xmlns:a="http://schemas.openxmlformats.org/drawingml/2006/main">
+              <a:graphicData uri="http://schemas.openxmlformats.org/drawingml/2006/picture">
+                <pic:pic xmlns:pic="http://schemas.openxmlformats.org/drawingml/2006/picture">
+                  <pic:nvPicPr>
+                    <pic:cNvPr id="0" name="" descr=""/>
+                    <pic:cNvPicPr>
+                      <a:picLocks noChangeAspect="1" noChangeArrowheads="1"/>
+                    </pic:cNvPicPr>
+                  </pic:nvPicPr>
+                  <pic:blipFill>
+                    <a:blip r:embed="rId17" cstate="none"/>
+                    <a:srcRect/>
+                    <a:stretch>
+                      <a:fillRect/>
+                    </a:stretch>
+                  </pic:blipFill>
+                  <pic:spPr bwMode="auto">
+                    <a:xfrm>
+                      <a:off x="0" y="0"/>
+                      <a:ext cx="609600" cy="695325"/>
+                    </a:xfrm>
+                    <a:prstGeom prst="rect">
+                      <a:avLst/>
+                    </a:prstGeom>
+                  </pic:spPr>
+                </pic:pic>
+              </a:graphicData>
+            </a:graphic>
+          </wp:anchor>
+        </w:drawing>
+      </w:r>
     </w:p>
     <w:p>
       <w:pPr>
@@ -39,7 +87,7 @@
           <w:sz w:val="19"/>
           <w:szCs w:val="19"/>
         </w:rPr>
-        <w:t xml:space="preserve">Rabat – Témara, Maroc</w:t>
+        <w:t xml:space="preserve">+212 644 972 403</w:t>
       </w:r>
       <w:r>
         <w:rPr>
@@ -48,21 +96,7 @@
         </w:rPr>
         <w:t xml:space="preserve">   ·   </w:t>
       </w:r>
-      <w:r>
-        <w:rPr>
-          <w:sz w:val="19"/>
-          <w:szCs w:val="19"/>
-        </w:rPr>
-        <w:t xml:space="preserve">+212 644 972 403</w:t>
-      </w:r>
-      <w:r>
-        <w:rPr>
-          <w:sz w:val="19"/>
-          <w:szCs w:val="19"/>
-        </w:rPr>
-        <w:t xml:space="preserve">   ·   </w:t>
-      </w:r>
-      <w:hyperlink w:history="1" r:id="rIdn-9rslmyfika1vgagbgat">
+      <w:hyperlink w:history="1" r:id="rIdiiikx-pctrmyec6uk17p1">
         <w:r>
           <w:rPr>
             <w:color w:val="000000"/>
@@ -84,7 +118,7 @@
         </w:rPr>
         <w:t xml:space="preserve">Portfolio : </w:t>
       </w:r>
-      <w:hyperlink w:history="1" r:id="rIdi-jhru7zrzvpicwppufuu">
+      <w:hyperlink w:history="1" r:id="rIdt26_hshr3gjnbzsm6wsst">
         <w:r>
           <w:rPr>
             <w:color w:val="000000"/>
@@ -108,7 +142,7 @@
         </w:rPr>
         <w:t xml:space="preserve">GitHub : </w:t>
       </w:r>
-      <w:hyperlink w:history="1" r:id="rIdfazbddq9y_89051vj1j44">
+      <w:hyperlink w:history="1" r:id="rIdpcfuf_8bmmlr9wi--fmnr">
         <w:r>
           <w:rPr>
             <w:color w:val="000000"/>
@@ -132,7 +166,7 @@
         </w:rPr>
         <w:t xml:space="preserve">LinkedIn : </w:t>
       </w:r>
-      <w:hyperlink w:history="1" r:id="rIdgul1595wmc77lma1zw7ku">
+      <w:hyperlink w:history="1" r:id="rIdpinhdoblidj3tkyoknyob">
         <w:r>
           <w:rPr>
             <w:color w:val="000000"/>
@@ -183,7 +217,7 @@
           <w:sz w:val="21"/>
           <w:szCs w:val="21"/>
         </w:rPr>
-        <w:t xml:space="preserve">FORMATION</w:t>
+        <w:t xml:space="preserve">FORMATIONS</w:t>
       </w:r>
     </w:p>
     <w:p>
@@ -260,7 +294,7 @@
           <w:sz w:val="21"/>
           <w:szCs w:val="21"/>
         </w:rPr>
-        <w:t xml:space="preserve">EXPÉRIENCE PROFESSIONNELLE</w:t>
+        <w:t xml:space="preserve">EXPÉRIENCES PROFESSIONNELLES</w:t>
       </w:r>
     </w:p>
     <w:p>
@@ -391,7 +425,7 @@
         <w:spacing w:after="0" w:before="20"/>
       </w:pPr>
       <w:r>
-        <w:t xml:space="preserve">Conteneurisé une application avec Docker en vue de son déploiement sur AWS.</w:t>
+        <w:t xml:space="preserve">Conteneurisé l'application (Docker) et automatisé le provisionnement avec Ansible pour un déploiement sur AWS.</w:t>
       </w:r>
     </w:p>
     <w:p>
@@ -404,7 +438,7 @@
         <w:spacing w:after="0" w:before="20"/>
       </w:pPr>
       <w:r>
-        <w:t xml:space="preserve">Déployé l'application sur Kubernetes avec AWS Fargate (serverless), selon les pratiques DevSecOps.</w:t>
+        <w:t xml:space="preserve">Déployé sur Kubernetes (AWS Fargate) via un pipeline CI/CD Jenkins, avec analyse de code SonarQube.</w:t>
       </w:r>
     </w:p>
     <w:p>
@@ -425,7 +459,7 @@
           <w:sz w:val="19"/>
           <w:szCs w:val="19"/>
         </w:rPr>
-        <w:t xml:space="preserve">Docker, Kubernetes, AWS Fargate</w:t>
+        <w:t xml:space="preserve">Docker, Kubernetes, AWS Fargate, Ansible, Jenkins, SonarQube</w:t>
       </w:r>
     </w:p>
     <w:p>
@@ -505,7 +539,7 @@
         <w:t xml:space="preserve">Laboratoire de simulation de phishing</w:t>
       </w:r>
       <w:r>
-        <w:t xml:space="preserve"> — Projet académique, 4ᵉ année · HTML, JavaScript, Docker</w:t>
+        <w:t xml:space="preserve"> — Projet académique, 4ᵉ année · GoPhish, Mailpit, Docker</w:t>
       </w:r>
       <w:r>
         <w:t xml:space="preserve">	</w:t>
@@ -528,7 +562,7 @@
         <w:spacing w:after="0" w:before="20"/>
       </w:pPr>
       <w:r>
-        <w:t xml:space="preserve">Conçu une page de connexion répliquée pour un exercice pédagogique autorisé de sensibilisation au phishing.</w:t>
+        <w:t xml:space="preserve">Conçu une page de connexion répliquée et une campagne de sensibilisation au phishing (exercice pédagogique autorisé).</w:t>
       </w:r>
     </w:p>
     <w:p>
@@ -558,7 +592,7 @@
         </w:tabs>
         <w:spacing w:after="20" w:before="0"/>
       </w:pPr>
-      <w:hyperlink w:history="1" r:id="rIdnamutuygdsvgi76iszgjb">
+      <w:hyperlink w:history="1" r:id="rIdfvauxz0dofqjvkobxddqb">
         <w:r>
           <w:rPr>
             <w:b/>
@@ -601,7 +635,7 @@
         </w:tabs>
         <w:spacing w:after="20" w:before="30"/>
       </w:pPr>
-      <w:hyperlink w:history="1" r:id="rIdz66p2blucy7hlggo2h-2g">
+      <w:hyperlink w:history="1" r:id="rIdyhgt9l7wfl_78pth0f5rf">
         <w:r>
           <w:rPr>
             <w:b/>
@@ -662,7 +696,7 @@
         </w:tabs>
         <w:spacing w:after="20" w:before="30"/>
       </w:pPr>
-      <w:hyperlink w:history="1" r:id="rId7-2hqzhbusxegc_ur3ms2">
+      <w:hyperlink w:history="1" r:id="rIdwde3vtplfxbpwusraicjo">
         <w:r>
           <w:rPr>
             <w:b/>
@@ -694,7 +728,7 @@
         </w:tabs>
         <w:spacing w:after="20" w:before="30"/>
       </w:pPr>
-      <w:hyperlink w:history="1" r:id="rIdmzgphfsnuproc_le2yim1">
+      <w:hyperlink w:history="1" r:id="rIdmvba1f2aqaqbw1vlryhpp">
         <w:r>
           <w:rPr>
             <w:b/>
@@ -726,7 +760,7 @@
         </w:tabs>
         <w:spacing w:after="20" w:before="30"/>
       </w:pPr>
-      <w:hyperlink w:history="1" r:id="rIdbxlnhy5wzgow2e9by79tn">
+      <w:hyperlink w:history="1" r:id="rIdlnus_4_5qiy-6sbp2q7zf">
         <w:r>
           <w:rPr>
             <w:b/>
@@ -777,7 +811,7 @@
         </w:tabs>
         <w:spacing w:after="20" w:before="0"/>
       </w:pPr>
-      <w:hyperlink w:history="1" r:id="rIdysz-bppts0ycg1ws5j_he">
+      <w:hyperlink w:history="1" r:id="rIdx9s34yulxtlupnlqf7jrf">
         <w:r>
           <w:rPr>
             <w:b/>
@@ -890,7 +924,7 @@
         <w:t xml:space="preserve">Analyse et automatisation : </w:t>
       </w:r>
       <w:r>
-        <w:t xml:space="preserve">Wireshark, XSStrike, DalFox, Playwright</w:t>
+        <w:t xml:space="preserve">XSStrike, DalFox, Playwright</w:t>
       </w:r>
     </w:p>
     <w:p>
@@ -910,7 +944,7 @@
         <w:t xml:space="preserve">Entraînement : </w:t>
       </w:r>
       <w:r>
-        <w:t xml:space="preserve">PortSwigger Web Security Academy (en cours)</w:t>
+        <w:t xml:space="preserve">TryHackMe, PortSwigger Web Security Academy (en cours)</w:t>
       </w:r>
     </w:p>
     <w:p>
@@ -930,7 +964,7 @@
         <w:t xml:space="preserve">Systèmes et supervision : </w:t>
       </w:r>
       <w:r>
-        <w:t xml:space="preserve">Kali Linux, Linux, Prometheus, Grafana, sécurité réseau, durcissement des systèmes</w:t>
+        <w:t xml:space="preserve">Kali Linux, Prometheus, Grafana, sécurité réseau (WireGuard, Wireshark), durcissement</w:t>
       </w:r>
     </w:p>
     <w:p>
@@ -950,7 +984,7 @@
         <w:t xml:space="preserve">Cloud et DevSecOps : </w:t>
       </w:r>
       <w:r>
-        <w:t xml:space="preserve">Docker, Kubernetes, AWS Fargate, GitHub Actions/GitLab CI, SonarQube, Git</w:t>
+        <w:t xml:space="preserve">Docker, Kubernetes, AWS Fargate, Ansible, Jenkins, SonarQube, GitLab/GitHub CI</w:t>
       </w:r>
     </w:p>
     <w:p>

--- a/assets/cv/CV.docx
+++ b/assets/cv/CV.docx
@@ -42,7 +42,7 @@
                     </pic:cNvPicPr>
                   </pic:nvPicPr>
                   <pic:blipFill>
-                    <a:blip r:embed="rId17" cstate="none"/>
+                    <a:blip r:embed="rId18" cstate="none"/>
                     <a:srcRect/>
                     <a:stretch>
                       <a:fillRect/>
@@ -96,7 +96,7 @@
         </w:rPr>
         <w:t xml:space="preserve">   ·   </w:t>
       </w:r>
-      <w:hyperlink w:history="1" r:id="rIdiiikx-pctrmyec6uk17p1">
+      <w:hyperlink w:history="1" r:id="rIdwqymkqydwkcelt4npob9t">
         <w:r>
           <w:rPr>
             <w:color w:val="000000"/>
@@ -118,7 +118,7 @@
         </w:rPr>
         <w:t xml:space="preserve">Portfolio : </w:t>
       </w:r>
-      <w:hyperlink w:history="1" r:id="rIdt26_hshr3gjnbzsm6wsst">
+      <w:hyperlink w:history="1" r:id="rIdiw_aaloktjqjxfp42yfil">
         <w:r>
           <w:rPr>
             <w:color w:val="000000"/>
@@ -142,7 +142,7 @@
         </w:rPr>
         <w:t xml:space="preserve">GitHub : </w:t>
       </w:r>
-      <w:hyperlink w:history="1" r:id="rIdpcfuf_8bmmlr9wi--fmnr">
+      <w:hyperlink w:history="1" r:id="rId1rj8gd84gxtvomic7zjiv">
         <w:r>
           <w:rPr>
             <w:color w:val="000000"/>
@@ -166,7 +166,7 @@
         </w:rPr>
         <w:t xml:space="preserve">LinkedIn : </w:t>
       </w:r>
-      <w:hyperlink w:history="1" r:id="rIdpinhdoblidj3tkyoknyob">
+      <w:hyperlink w:history="1" r:id="rIdg3mob2iakrvd5rkawlikq">
         <w:r>
           <w:rPr>
             <w:color w:val="000000"/>
@@ -592,7 +592,7 @@
         </w:tabs>
         <w:spacing w:after="20" w:before="0"/>
       </w:pPr>
-      <w:hyperlink w:history="1" r:id="rIdfvauxz0dofqjvkobxddqb">
+      <w:hyperlink w:history="1" r:id="rIdxhguu_dbyuky4pkxg9kbq">
         <w:r>
           <w:rPr>
             <w:b/>
@@ -635,7 +635,39 @@
         </w:tabs>
         <w:spacing w:after="20" w:before="30"/>
       </w:pPr>
-      <w:hyperlink w:history="1" r:id="rIdyhgt9l7wfl_78pth0f5rf">
+      <w:hyperlink w:history="1" r:id="rIdhw9ipehxvn_itsyevk6x8">
+        <w:r>
+          <w:rPr>
+            <w:b/>
+            <w:bCs/>
+            <w:color w:val="000000"/>
+          </w:rPr>
+          <w:t xml:space="preserve">Ethical Hacker</w:t>
+        </w:r>
+      </w:hyperlink>
+      <w:r>
+        <w:t xml:space="preserve"> — Cisco Networking Academy · certificat de cours</w:t>
+      </w:r>
+      <w:r>
+        <w:t xml:space="preserve">	</w:t>
+      </w:r>
+      <w:r>
+        <w:rPr>
+          <w:sz w:val="19"/>
+          <w:szCs w:val="19"/>
+        </w:rPr>
+        <w:t xml:space="preserve">Octobre 2026</w:t>
+      </w:r>
+    </w:p>
+    <w:p>
+      <w:pPr>
+        <w:keepNext/>
+        <w:tabs>
+          <w:tab w:val="right" w:pos="10206"/>
+        </w:tabs>
+        <w:spacing w:after="20" w:before="30"/>
+      </w:pPr>
+      <w:hyperlink w:history="1" r:id="rIdmq6yawic4uy1l7rajvnt0">
         <w:r>
           <w:rPr>
             <w:b/>
@@ -667,36 +699,7 @@
         </w:tabs>
         <w:spacing w:after="20" w:before="30"/>
       </w:pPr>
-      <w:r>
-        <w:rPr>
-          <w:b/>
-          <w:bCs/>
-        </w:rPr>
-        <w:t xml:space="preserve">Ethical Hacker</w:t>
-      </w:r>
-      <w:r>
-        <w:t xml:space="preserve"> — Cisco Networking Academy · formation</w:t>
-      </w:r>
-      <w:r>
-        <w:t xml:space="preserve">	</w:t>
-      </w:r>
-      <w:r>
-        <w:rPr>
-          <w:sz w:val="19"/>
-          <w:szCs w:val="19"/>
-        </w:rPr>
-        <w:t xml:space="preserve">En cours</w:t>
-      </w:r>
-    </w:p>
-    <w:p>
-      <w:pPr>
-        <w:keepNext/>
-        <w:tabs>
-          <w:tab w:val="right" w:pos="10206"/>
-        </w:tabs>
-        <w:spacing w:after="20" w:before="30"/>
-      </w:pPr>
-      <w:hyperlink w:history="1" r:id="rIdwde3vtplfxbpwusraicjo">
+      <w:hyperlink w:history="1" r:id="rId3q12tlhim2d-zryrjanrp">
         <w:r>
           <w:rPr>
             <w:b/>
@@ -728,7 +731,7 @@
         </w:tabs>
         <w:spacing w:after="20" w:before="30"/>
       </w:pPr>
-      <w:hyperlink w:history="1" r:id="rIdmvba1f2aqaqbw1vlryhpp">
+      <w:hyperlink w:history="1" r:id="rIdcndmyv2xlar6v_arvjucu">
         <w:r>
           <w:rPr>
             <w:b/>
@@ -760,7 +763,7 @@
         </w:tabs>
         <w:spacing w:after="20" w:before="30"/>
       </w:pPr>
-      <w:hyperlink w:history="1" r:id="rIdlnus_4_5qiy-6sbp2q7zf">
+      <w:hyperlink w:history="1" r:id="rIdssj5kqhab_kxch588exxf">
         <w:r>
           <w:rPr>
             <w:b/>
@@ -811,7 +814,7 @@
         </w:tabs>
         <w:spacing w:after="20" w:before="0"/>
       </w:pPr>
-      <w:hyperlink w:history="1" r:id="rIdx9s34yulxtlupnlqf7jrf">
+      <w:hyperlink w:history="1" r:id="rIdar0ue5uggp3stwotmomru">
         <w:r>
           <w:rPr>
             <w:b/>
